--- a/çalışan kod 1.docx
+++ b/çalışan kod 1.docx
@@ -3,51 +3,89 @@
 <w:document xmlns:wpc="http://schemas.microsoft.com/office/word/2010/wordprocessingCanvas" xmlns:cx="http://schemas.microsoft.com/office/drawing/2014/chartex" xmlns:cx1="http://schemas.microsoft.com/office/drawing/2015/9/8/chartex" xmlns:cx2="http://schemas.microsoft.com/office/drawing/2015/10/21/chartex" xmlns:cx3="http://schemas.microsoft.com/office/drawing/2016/5/9/chartex" xmlns:cx4="http://schemas.microsoft.com/office/drawing/2016/5/10/chartex" xmlns:cx5="http://schemas.microsoft.com/office/drawing/2016/5/11/chartex" xmlns:cx6="http://schemas.microsoft.com/office/drawing/2016/5/12/chartex" xmlns:cx7="http://schemas.microsoft.com/office/drawing/2016/5/13/chartex" xmlns:cx8="http://schemas.microsoft.com/office/drawing/2016/5/14/chartex" xmlns:mc="http://schemas.openxmlformats.org/markup-compatibility/2006" xmlns:aink="http://schemas.microsoft.com/office/drawing/2016/ink" xmlns:am3d="http://schemas.microsoft.com/office/drawing/2017/model3d" xmlns:o="urn:schemas-microsoft-com:office:office" xmlns:oel="http://schemas.microsoft.com/office/2019/extlst" xmlns:r="http://schemas.openxmlformats.org/officeDocument/2006/relationships" xmlns:m="http://schemas.openxmlformats.org/officeDocument/2006/math" xmlns:v="urn:schemas-microsoft-com:vml" xmlns:wp14="http://schemas.microsoft.com/office/word/2010/wordprocessingDrawing" xmlns:wp="http://schemas.openxmlformats.org/drawingml/2006/wordprocessingDrawing" xmlns:w10="urn:schemas-microsoft-com:office:word" xmlns:w="http://schemas.openxmlformats.org/wordprocessingml/2006/main" xmlns:w14="http://schemas.microsoft.com/office/word/2010/wordml" xmlns:w15="http://schemas.microsoft.com/office/word/2012/wordml" xmlns:w16cex="http://schemas.microsoft.com/office/word/2018/wordml/cex" xmlns:w16cid="http://schemas.microsoft.com/office/word/2016/wordml/cid" xmlns:w16="http://schemas.microsoft.com/office/word/2018/wordml" xmlns:w16du="http://schemas.microsoft.com/office/word/2023/wordml/word16du" xmlns:w16sdtdh="http://schemas.microsoft.com/office/word/2020/wordml/sdtdatahash" xmlns:w16se="http://schemas.microsoft.com/office/word/2015/wordml/symex" xmlns:wpg="http://schemas.microsoft.com/office/word/2010/wordprocessingGroup" xmlns:wpi="http://schemas.microsoft.com/office/word/2010/wordprocessingInk" xmlns:wne="http://schemas.microsoft.com/office/word/2006/wordml" xmlns:wps="http://schemas.microsoft.com/office/word/2010/wordprocessingShape" mc:Ignorable="w14 w15 w16se w16cid w16 w16cex w16sdtdh w16du wp14">
   <w:body>
     <w:p>
-      <w:r>
-        <w:t>const mongoose = require('mongoose');</w:t>
-      </w:r>
-    </w:p>
-    <w:p>
-      <w:r>
-        <w:t>const express = require('express');</w:t>
-      </w:r>
-    </w:p>
-    <w:p>
-      <w:r>
-        <w:t>const app = express();</w:t>
+      <w:proofErr w:type="gramStart"/>
+      <w:r>
+        <w:t>const</w:t>
+      </w:r>
+      <w:proofErr w:type="gramEnd"/>
+      <w:r>
+        <w:t xml:space="preserve"> mongoose = require('mongoose');</w:t>
+      </w:r>
+    </w:p>
+    <w:p>
+      <w:proofErr w:type="gramStart"/>
+      <w:r>
+        <w:t>const</w:t>
+      </w:r>
+      <w:proofErr w:type="gramEnd"/>
+      <w:r>
+        <w:t xml:space="preserve"> express = require('express');</w:t>
+      </w:r>
+    </w:p>
+    <w:p>
+      <w:proofErr w:type="gramStart"/>
+      <w:r>
+        <w:t>const</w:t>
+      </w:r>
+      <w:proofErr w:type="gramEnd"/>
+      <w:r>
+        <w:t xml:space="preserve"> app = express();</w:t>
       </w:r>
     </w:p>
     <w:p/>
     <w:p>
       <w:r>
-        <w:t>app.use(express.json());</w:t>
-      </w:r>
-    </w:p>
-    <w:p>
-      <w:r>
-        <w:t>app.use(express.urlencoded({ extended: true }));</w:t>
+        <w:t>app.use(</w:t>
+      </w:r>
+      <w:proofErr w:type="gramStart"/>
+      <w:r>
+        <w:t>express.json</w:t>
+      </w:r>
+      <w:proofErr w:type="gramEnd"/>
+      <w:r>
+        <w:t>());</w:t>
+      </w:r>
+    </w:p>
+    <w:p>
+      <w:proofErr w:type="gramStart"/>
+      <w:r>
+        <w:t>app.use(</w:t>
+      </w:r>
+      <w:proofErr w:type="gramEnd"/>
+      <w:r>
+        <w:t>express.urlencoded({ extended: true }));</w:t>
       </w:r>
     </w:p>
     <w:p/>
     <w:p>
-      <w:r>
-        <w:t>const PORT = process.env.PORT || 10000;</w:t>
-      </w:r>
-    </w:p>
-    <w:p>
-      <w:r>
-        <w:t>const dbURI = process.env.MONGO_URI;</w:t>
+      <w:proofErr w:type="gramStart"/>
+      <w:r>
+        <w:t>const</w:t>
+      </w:r>
+      <w:proofErr w:type="gramEnd"/>
+      <w:r>
+        <w:t xml:space="preserve"> PORT = process.env.PORT || 10000;</w:t>
+      </w:r>
+    </w:p>
+    <w:p>
+      <w:proofErr w:type="gramStart"/>
+      <w:r>
+        <w:t>const</w:t>
+      </w:r>
+      <w:proofErr w:type="gramEnd"/>
+      <w:r>
+        <w:t xml:space="preserve"> dbURI = process.env.MONGO_URI;</w:t>
       </w:r>
     </w:p>
     <w:p/>
     <w:p>
-      <w:r>
-        <w:t>mongoose.connect(dbURI)</w:t>
-      </w:r>
-    </w:p>
-    <w:p>
-      <w:r>
-        <w:t xml:space="preserve">    .then(() =&gt; console.log("</w:t>
+      <w:proofErr w:type="gramStart"/>
+      <w:r>
+        <w:t>mongoose.connect</w:t>
+      </w:r>
+      <w:proofErr w:type="gramEnd"/>
+      <w:r>
+        <w:t>(dbURI).then(() =&gt; console.log("</w:t>
       </w:r>
       <w:r>
         <w:rPr>
@@ -74,12 +112,7 @@
         <w:t>ı</w:t>
       </w:r>
       <w:r>
-        <w:t>"))</w:t>
-      </w:r>
-    </w:p>
-    <w:p>
-      <w:r>
-        <w:t xml:space="preserve">    .catch(err =&gt; console.error("</w:t>
+        <w:t>")).catch(err =&gt; console.error("</w:t>
       </w:r>
       <w:r>
         <w:rPr>
@@ -98,43 +131,104 @@
       </w:r>
     </w:p>
     <w:p>
-      <w:r>
-        <w:t>const Kullanici = mongoose.model('Kullanici', new mongoose.Schema({</w:t>
-      </w:r>
-    </w:p>
-    <w:p>
-      <w:r>
-        <w:t xml:space="preserve">    kullaniciAdi: { type: String, unique: true }, </w:t>
-      </w:r>
-    </w:p>
-    <w:p>
-      <w:r>
-        <w:t xml:space="preserve">    sifre: String, </w:t>
-      </w:r>
-    </w:p>
-    <w:p>
-      <w:r>
-        <w:t xml:space="preserve">    il: String, ilce: String, okul: String,</w:t>
-      </w:r>
-    </w:p>
-    <w:p>
-      <w:r>
-        <w:t xml:space="preserve">    soruIndex: { type: Number, default: 0 }, </w:t>
-      </w:r>
-    </w:p>
-    <w:p>
-      <w:r>
-        <w:t xml:space="preserve">    puan: { type: Number, default: 0 },</w:t>
-      </w:r>
-    </w:p>
-    <w:p>
-      <w:r>
-        <w:t xml:space="preserve">    toplamSure: { type: Number, default: 0 },</w:t>
-      </w:r>
-    </w:p>
-    <w:p>
-      <w:r>
-        <w:t xml:space="preserve">    cozumSureleri: [{ soruId: String, sure: Number }]</w:t>
+      <w:proofErr w:type="gramStart"/>
+      <w:r>
+        <w:t>const</w:t>
+      </w:r>
+      <w:proofErr w:type="gramEnd"/>
+      <w:r>
+        <w:t xml:space="preserve"> Kullanici = mongoose.model('Kullanici', new mongoose.Schema({</w:t>
+      </w:r>
+    </w:p>
+    <w:p>
+      <w:r>
+        <w:t xml:space="preserve">    </w:t>
+      </w:r>
+      <w:proofErr w:type="gramStart"/>
+      <w:r>
+        <w:t>kullaniciAdi</w:t>
+      </w:r>
+      <w:proofErr w:type="gramEnd"/>
+      <w:r>
+        <w:t xml:space="preserve">: { type: String, unique: true }, </w:t>
+      </w:r>
+    </w:p>
+    <w:p>
+      <w:r>
+        <w:t xml:space="preserve">    </w:t>
+      </w:r>
+      <w:proofErr w:type="gramStart"/>
+      <w:r>
+        <w:t>sifre</w:t>
+      </w:r>
+      <w:proofErr w:type="gramEnd"/>
+      <w:r>
+        <w:t xml:space="preserve">: String, </w:t>
+      </w:r>
+    </w:p>
+    <w:p>
+      <w:r>
+        <w:t xml:space="preserve">    </w:t>
+      </w:r>
+      <w:proofErr w:type="gramStart"/>
+      <w:r>
+        <w:t>il</w:t>
+      </w:r>
+      <w:proofErr w:type="gramEnd"/>
+      <w:r>
+        <w:t>: String, ilce: String, okul: String,</w:t>
+      </w:r>
+    </w:p>
+    <w:p>
+      <w:r>
+        <w:t xml:space="preserve">    </w:t>
+      </w:r>
+      <w:proofErr w:type="gramStart"/>
+      <w:r>
+        <w:t>soruIndex</w:t>
+      </w:r>
+      <w:proofErr w:type="gramEnd"/>
+      <w:r>
+        <w:t xml:space="preserve">: { type: Number, default: 0 }, </w:t>
+      </w:r>
+    </w:p>
+    <w:p>
+      <w:r>
+        <w:t xml:space="preserve">    </w:t>
+      </w:r>
+      <w:proofErr w:type="gramStart"/>
+      <w:r>
+        <w:t>puan</w:t>
+      </w:r>
+      <w:proofErr w:type="gramEnd"/>
+      <w:r>
+        <w:t>: { type: Number, default: 0 },</w:t>
+      </w:r>
+    </w:p>
+    <w:p>
+      <w:r>
+        <w:t xml:space="preserve">    </w:t>
+      </w:r>
+      <w:proofErr w:type="gramStart"/>
+      <w:r>
+        <w:t>toplamSure</w:t>
+      </w:r>
+      <w:proofErr w:type="gramEnd"/>
+      <w:r>
+        <w:t>: { type: Number, default: 0 },</w:t>
+      </w:r>
+    </w:p>
+    <w:p>
+      <w:r>
+        <w:t xml:space="preserve">    </w:t>
+      </w:r>
+      <w:proofErr w:type="gramStart"/>
+      <w:r>
+        <w:t>cozumSureleri</w:t>
+      </w:r>
+      <w:proofErr w:type="gramEnd"/>
+      <w:r>
+        <w:t>: [{ soruId: String, sure: Number }]</w:t>
       </w:r>
     </w:p>
     <w:p>
@@ -144,29 +238,66 @@
     </w:p>
     <w:p/>
     <w:p>
-      <w:r>
-        <w:t>const Soru = mongoose.model('Soru', new mongoose.Schema({</w:t>
-      </w:r>
-    </w:p>
-    <w:p>
-      <w:r>
-        <w:t xml:space="preserve">    sinif: String, ders: String, konu: String, soruOnculu: String, </w:t>
-      </w:r>
-    </w:p>
-    <w:p>
-      <w:r>
-        <w:t xml:space="preserve">    soruMetni: String, soruResmi: String, </w:t>
+      <w:proofErr w:type="gramStart"/>
+      <w:r>
+        <w:t>const</w:t>
+      </w:r>
+      <w:proofErr w:type="gramEnd"/>
+      <w:r>
+        <w:t xml:space="preserve"> Soru = mongoose.model('Soru', new mongoose.Schema({</w:t>
+      </w:r>
+    </w:p>
+    <w:p>
+      <w:r>
+        <w:t xml:space="preserve">    </w:t>
+      </w:r>
+      <w:proofErr w:type="gramStart"/>
+      <w:r>
+        <w:t>sinif</w:t>
+      </w:r>
+      <w:proofErr w:type="gramEnd"/>
+      <w:r>
+        <w:t xml:space="preserve">: String, ders: String, konu: String, soruOnculu: String, </w:t>
+      </w:r>
+    </w:p>
+    <w:p>
+      <w:r>
+        <w:t xml:space="preserve">    </w:t>
+      </w:r>
+      <w:proofErr w:type="gramStart"/>
+      <w:r>
+        <w:t>soruMetni</w:t>
+      </w:r>
+      <w:proofErr w:type="gramEnd"/>
+      <w:r>
+        <w:t xml:space="preserve">: String, soruResmi: String, </w:t>
+      </w:r>
+    </w:p>
+    <w:p>
+      <w:r>
+        <w:t xml:space="preserve">    </w:t>
+      </w:r>
+      <w:proofErr w:type="gramStart"/>
+      <w:r>
+        <w:t>secenekler</w:t>
+      </w:r>
+      <w:proofErr w:type="gramEnd"/>
+      <w:r>
+        <w:t>: [{ metin: String, gorsel: String }],</w:t>
       </w:r>
     </w:p>
     <w:p>
       <w:r>
         <w:lastRenderedPageBreak/>
-        <w:t xml:space="preserve">    secenekler: [{ metin: String, gorsel: String }],</w:t>
-      </w:r>
-    </w:p>
-    <w:p>
-      <w:r>
-        <w:t xml:space="preserve">    dogruCevapIndex: Number</w:t>
+        <w:t xml:space="preserve">    </w:t>
+      </w:r>
+      <w:proofErr w:type="gramStart"/>
+      <w:r>
+        <w:t>dogruCevapIndex</w:t>
+      </w:r>
+      <w:proofErr w:type="gramEnd"/>
+      <w:r>
+        <w:t>: Number</w:t>
       </w:r>
     </w:p>
     <w:p>
@@ -177,68 +308,572 @@
     <w:p/>
     <w:p>
       <w:r>
-        <w:t>// --- YOLLAR (ROUTES) ---</w:t>
+        <w:t>// --- YOLLAR ---</w:t>
+      </w:r>
+    </w:p>
+    <w:p>
+      <w:proofErr w:type="gramStart"/>
+      <w:r>
+        <w:t>app.get(</w:t>
+      </w:r>
+      <w:proofErr w:type="gramEnd"/>
+      <w:r>
+        <w:t>'/', (req, res) =&gt; {</w:t>
+      </w:r>
+    </w:p>
+    <w:p>
+      <w:r>
+        <w:t xml:space="preserve">    </w:t>
+      </w:r>
+      <w:proofErr w:type="gramStart"/>
+      <w:r>
+        <w:t>res.send</w:t>
+      </w:r>
+      <w:proofErr w:type="gramEnd"/>
+      <w:r>
+        <w:t>(`</w:t>
+      </w:r>
+    </w:p>
+    <w:p>
+      <w:r>
+        <w:t>    &lt;</w:t>
+      </w:r>
+      <w:proofErr w:type="gramStart"/>
+      <w:r>
+        <w:t>div</w:t>
+      </w:r>
+      <w:proofErr w:type="gramEnd"/>
+      <w:r>
+        <w:t xml:space="preserve"> style="display:flex; align-items:center; justify-content:center; min-height:100vh; background:#f0f2f5; font-family:'Segoe UI',Tahoma,sans-serif;"&gt;</w:t>
+      </w:r>
+    </w:p>
+    <w:p>
+      <w:r>
+        <w:t>        &lt;</w:t>
+      </w:r>
+      <w:proofErr w:type="gramStart"/>
+      <w:r>
+        <w:t>div</w:t>
+      </w:r>
+      <w:proofErr w:type="gramEnd"/>
+      <w:r>
+        <w:t xml:space="preserve"> style="background:white; padding:40px; border-radius:15px; box-shadow:0 10px 25px rgba(0,0,0,0.1); width:100%; max-width:350px; text-align:center;"&gt;</w:t>
+      </w:r>
+    </w:p>
+    <w:p>
+      <w:r>
+        <w:t>            &lt;</w:t>
+      </w:r>
+      <w:proofErr w:type="gramStart"/>
+      <w:r>
+        <w:t>h</w:t>
+      </w:r>
+      <w:proofErr w:type="gramEnd"/>
+      <w:r>
+        <w:t>2 style="color:#1a73e8; margin-bottom:10px;"&gt;LGS Hazırlık&lt;/h2&gt;</w:t>
+      </w:r>
+    </w:p>
+    <w:p>
+      <w:r>
+        <w:t>            &lt;</w:t>
+      </w:r>
+      <w:proofErr w:type="gramStart"/>
+      <w:r>
+        <w:t>p</w:t>
+      </w:r>
+      <w:proofErr w:type="gramEnd"/>
+      <w:r>
+        <w:t xml:space="preserve"> style="color:#5f6368; margin-bottom:25px;"&gt;Soru Çözüm Platformuna Giriş Yap&lt;/p&gt;</w:t>
+      </w:r>
+    </w:p>
+    <w:p>
+      <w:r>
+        <w:t>            &lt;</w:t>
+      </w:r>
+      <w:proofErr w:type="gramStart"/>
+      <w:r>
+        <w:t>form</w:t>
+      </w:r>
+      <w:proofErr w:type="gramEnd"/>
+      <w:r>
+        <w:t xml:space="preserve"> action="/giris" method="POST"&gt;</w:t>
+      </w:r>
+    </w:p>
+    <w:p>
+      <w:r>
+        <w:t>                &lt;</w:t>
+      </w:r>
+      <w:proofErr w:type="gramStart"/>
+      <w:r>
+        <w:t>input</w:t>
+      </w:r>
+      <w:proofErr w:type="gramEnd"/>
+      <w:r>
+        <w:t xml:space="preserve"> name="kullaniciAdi" placeholder="Kullanıcı Adı" required style="width:100%; padding:12px; margin-bottom:15px; border:1px solid #dadce0; border-radius:8px; box-sizing:border-box;"&gt;</w:t>
+      </w:r>
+    </w:p>
+    <w:p>
+      <w:r>
+        <w:t>                &lt;</w:t>
+      </w:r>
+      <w:proofErr w:type="gramStart"/>
+      <w:r>
+        <w:t>input</w:t>
+      </w:r>
+      <w:proofErr w:type="gramEnd"/>
+      <w:r>
+        <w:t xml:space="preserve"> type="password" name="sifre" placeholder="Şifre" required style="width:100%; padding:12px; margin-bottom:20px; border:1px solid #dadce0; border-radius:8px; box-sizing:border-box;"&gt;</w:t>
+      </w:r>
+    </w:p>
+    <w:p>
+      <w:r>
+        <w:t>                &lt;</w:t>
+      </w:r>
+      <w:proofErr w:type="gramStart"/>
+      <w:r>
+        <w:t>button</w:t>
+      </w:r>
+      <w:proofErr w:type="gramEnd"/>
+      <w:r>
+        <w:t xml:space="preserve"> style="width:100%; padding:12px; background:#1a73e8; color:white; border:none; border-radius:8px; cursor:pointer; font-weight:bold; font-size:16px;"&gt;GİRİŞ YAP&lt;/button&gt;</w:t>
+      </w:r>
+    </w:p>
+    <w:p>
+      <w:r>
+        <w:t>            &lt;/form&gt;</w:t>
+      </w:r>
+    </w:p>
+    <w:p>
+      <w:r>
+        <w:t>            &lt;</w:t>
+      </w:r>
+      <w:proofErr w:type="gramStart"/>
+      <w:r>
+        <w:t>p</w:t>
+      </w:r>
+      <w:proofErr w:type="gramEnd"/>
+      <w:r>
+        <w:t xml:space="preserve"> style="margin-top:20px; font-size:14px;"&gt;Hesabınız yok mu? &lt;</w:t>
+      </w:r>
+      <w:proofErr w:type="gramStart"/>
+      <w:r>
+        <w:t>a</w:t>
+      </w:r>
+      <w:proofErr w:type="gramEnd"/>
+      <w:r>
+        <w:t xml:space="preserve"> href="/kayit" style="color:#1a73e8; text-decoration:none; font-weight:bold;"&gt;Kayıt Ol&lt;/a&gt;&lt;/p&gt;</w:t>
+      </w:r>
+    </w:p>
+    <w:p>
+      <w:r>
+        <w:t>        &lt;/div&gt;</w:t>
+      </w:r>
+    </w:p>
+    <w:p>
+      <w:r>
+        <w:t>    &lt;/div&gt;`);</w:t>
+      </w:r>
+    </w:p>
+    <w:p>
+      <w:r>
+        <w:t>});</w:t>
       </w:r>
     </w:p>
     <w:p/>
     <w:p>
-      <w:r>
-        <w:t>// 1. GİRİŞ SAYFASI</w:t>
-      </w:r>
-    </w:p>
-    <w:p>
-      <w:r>
-        <w:t>app.get('/', (req, res) =&gt; {</w:t>
-      </w:r>
-    </w:p>
-    <w:p>
-      <w:r>
-        <w:t xml:space="preserve">    res.send(`</w:t>
-      </w:r>
-    </w:p>
-    <w:p>
-      <w:r>
-        <w:t xml:space="preserve">    &lt;div style="text-align:center; padding-top:50px; font-family:sans-serif;"&gt;</w:t>
-      </w:r>
-    </w:p>
-    <w:p>
-      <w:r>
-        <w:t xml:space="preserve">        &lt;h2 style="color:#2c3e50;"&gt;LGS Soru Çözüm - Giriş&lt;/h2&gt;</w:t>
-      </w:r>
-    </w:p>
-    <w:p>
-      <w:r>
-        <w:t xml:space="preserve">        &lt;form action="/giris" method="POST" style="max-width:300px; margin:auto; border:1px solid #ddd; padding:20px; border-radius:10px;"&gt;</w:t>
-      </w:r>
-    </w:p>
-    <w:p>
-      <w:r>
-        <w:t xml:space="preserve">            &lt;input name="kullaniciAdi" placeholder="Kullanıcı Adı" required style="width:90%; padding:10px; margin-bottom:10px;"&gt;&lt;br&gt;</w:t>
-      </w:r>
-    </w:p>
-    <w:p>
-      <w:r>
-        <w:t xml:space="preserve">            &lt;input type="password" name="sifre" placeholder="Şifre" required style="width:90%; padding:10px; margin-bottom:15px;"&gt;&lt;br&gt;</w:t>
-      </w:r>
-    </w:p>
-    <w:p>
-      <w:r>
-        <w:t xml:space="preserve">            &lt;button style="width:95%; padding:10px; background:#2ecc71; color:white; border:none; border-radius:5px; cursor:pointer;"&gt;GİRİŞ YAP&lt;/button&gt;</w:t>
-      </w:r>
-    </w:p>
-    <w:p>
-      <w:r>
-        <w:t xml:space="preserve">        &lt;/form&gt;</w:t>
-      </w:r>
-    </w:p>
-    <w:p>
-      <w:r>
-        <w:t xml:space="preserve">        &lt;p&gt;Hesabınız yok mu? &lt;a href="/kayit"&gt;Kayıt Ol&lt;/a&gt;&lt;/p&gt;</w:t>
-      </w:r>
-    </w:p>
-    <w:p>
-      <w:r>
-        <w:t xml:space="preserve">    &lt;/div&gt;`);</w:t>
+      <w:proofErr w:type="gramStart"/>
+      <w:r>
+        <w:t>app.get(</w:t>
+      </w:r>
+      <w:proofErr w:type="gramEnd"/>
+      <w:r>
+        <w:t>'/kayit', (req, res) =&gt; {</w:t>
+      </w:r>
+    </w:p>
+    <w:p>
+      <w:r>
+        <w:lastRenderedPageBreak/>
+        <w:t>    const iller = ["Adana","Adıyaman","Afyonkarahisar","Ağrı","Aksaray","Amasya","Ankara","Antalya","Ardahan","Artvin","Aydın","Balıkesir","Bartın","Batman","Bayburt","Bilecik","Bingöl","Bitlis","Bolu","Burdur","Bursa","Çanakkale","Çankırı","Çorum","Denizli","Diyarbakır","Düzce","Edirne","Elazığ","Erzincan","Erzurum","Eskişehir","Gaziantep","Giresun","Gümüşhane","Hakkari","Hatay","Iğdır","Isparta","İstanbul","İzmir","Kahramanmaraş","Karabük","Karaman","Kars","Kastamonu","Kayseri","Kilis","Kırıkkale","Kırklareli","Kırşehir","Kocaeli","Konya","Kütahya","Malatya","Manisa","Mardin","Mersin","Muğla","Muş","Nevşehir","Niğde","Ordu","Osmaniye","Rize","Sakarya","Samsun","Şanlıurfa","Siirt","Sinop","Sivas","Şırnak","Tekirdağ","Tokat","Trabzon","Tunceli","Uşak","Van","Yalova","Yozgat","Zonguldak"];</w:t>
+      </w:r>
+    </w:p>
+    <w:p>
+      <w:r>
+        <w:t xml:space="preserve">    </w:t>
+      </w:r>
+      <w:proofErr w:type="gramStart"/>
+      <w:r>
+        <w:t>res.send</w:t>
+      </w:r>
+      <w:proofErr w:type="gramEnd"/>
+      <w:r>
+        <w:t>(`</w:t>
+      </w:r>
+    </w:p>
+    <w:p>
+      <w:r>
+        <w:t>    &lt;</w:t>
+      </w:r>
+      <w:proofErr w:type="gramStart"/>
+      <w:r>
+        <w:t>div</w:t>
+      </w:r>
+      <w:proofErr w:type="gramEnd"/>
+      <w:r>
+        <w:t xml:space="preserve"> style="display:flex; align-items:center; justify-content:center; min-height:100vh; background:#f0f2f5; font-family:'Segoe UI',sans-serif; padding:20px;"&gt;</w:t>
+      </w:r>
+    </w:p>
+    <w:p>
+      <w:r>
+        <w:t>        &lt;</w:t>
+      </w:r>
+      <w:proofErr w:type="gramStart"/>
+      <w:r>
+        <w:t>div</w:t>
+      </w:r>
+      <w:proofErr w:type="gramEnd"/>
+      <w:r>
+        <w:t xml:space="preserve"> style="background:white; padding:30px; border-radius:15px; box-shadow:0 10px 25px rgba(0,0,0,0.1); width:100%; max-width:450px;"&gt;</w:t>
+      </w:r>
+    </w:p>
+    <w:p>
+      <w:r>
+        <w:t>            &lt;</w:t>
+      </w:r>
+      <w:proofErr w:type="gramStart"/>
+      <w:r>
+        <w:t>h</w:t>
+      </w:r>
+      <w:proofErr w:type="gramEnd"/>
+      <w:r>
+        <w:t>2 style="color:#1a73e8; text-align:center;"&gt;Yeni Kayıt Oluştur&lt;/h2&gt;</w:t>
+      </w:r>
+    </w:p>
+    <w:p>
+      <w:r>
+        <w:t>            &lt;</w:t>
+      </w:r>
+      <w:proofErr w:type="gramStart"/>
+      <w:r>
+        <w:t>form</w:t>
+      </w:r>
+      <w:proofErr w:type="gramEnd"/>
+      <w:r>
+        <w:t xml:space="preserve"> action="/kayit-yap" method="POST"&gt;</w:t>
+      </w:r>
+    </w:p>
+    <w:p>
+      <w:r>
+        <w:t>                &lt;</w:t>
+      </w:r>
+      <w:proofErr w:type="gramStart"/>
+      <w:r>
+        <w:t>input</w:t>
+      </w:r>
+      <w:proofErr w:type="gramEnd"/>
+      <w:r>
+        <w:t xml:space="preserve"> name="kullaniciAdi" placeholder="Kullanıcı Adı" required style="width:100%; padding:10px; margin-bottom:10px; border:1px solid #ddd; border-radius:6px; box-sizing:border-box;"&gt;</w:t>
+      </w:r>
+    </w:p>
+    <w:p>
+      <w:r>
+        <w:t>                &lt;</w:t>
+      </w:r>
+      <w:proofErr w:type="gramStart"/>
+      <w:r>
+        <w:t>input</w:t>
+      </w:r>
+      <w:proofErr w:type="gramEnd"/>
+      <w:r>
+        <w:t xml:space="preserve"> type="password" name="sifre" placeholder="Şifre" required style="width:100%; padding:10px; margin-bottom:10px; border:1px solid #ddd; border-radius:6px; box-sizing:border-box;"&gt;</w:t>
+      </w:r>
+    </w:p>
+    <w:p>
+      <w:r>
+        <w:t>                &lt;</w:t>
+      </w:r>
+      <w:proofErr w:type="gramStart"/>
+      <w:r>
+        <w:t>input</w:t>
+      </w:r>
+      <w:proofErr w:type="gramEnd"/>
+      <w:r>
+        <w:t xml:space="preserve"> type="password" name="sifreTekrar" placeholder="Şifre Tekrar" required style="width:100%; padding:10px; margin-bottom:15px; border:1px solid #ddd; border-radius:6px; box-sizing:border-box;"&gt;</w:t>
+      </w:r>
+    </w:p>
+    <w:p>
+      <w:r>
+        <w:t>                &lt;</w:t>
+      </w:r>
+      <w:proofErr w:type="gramStart"/>
+      <w:r>
+        <w:t>select</w:t>
+      </w:r>
+      <w:proofErr w:type="gramEnd"/>
+      <w:r>
+        <w:t xml:space="preserve"> name="il" id="ilSelect" onchange="ilDegisti()" required style="width:100%; padding:10px; margin-bottom:10px; border:1px solid #ddd; border-radius:6px;"&gt;</w:t>
+      </w:r>
+    </w:p>
+    <w:p>
+      <w:r>
+        <w:t>                    &lt;</w:t>
+      </w:r>
+      <w:proofErr w:type="gramStart"/>
+      <w:r>
+        <w:t>option</w:t>
+      </w:r>
+      <w:proofErr w:type="gramEnd"/>
+      <w:r>
+        <w:t xml:space="preserve"> value=""&gt;İl Seçiniz...&lt;/option&gt;</w:t>
+      </w:r>
+    </w:p>
+    <w:p>
+      <w:r>
+        <w:t>                    ${</w:t>
+      </w:r>
+      <w:proofErr w:type="gramStart"/>
+      <w:r>
+        <w:t>iller.map(</w:t>
+      </w:r>
+      <w:proofErr w:type="gramEnd"/>
+      <w:r>
+        <w:t>il =&gt; `&lt;option value="${il}" ${il === "Aydın" ? "selected</w:t>
+      </w:r>
+      <w:proofErr w:type="gramStart"/>
+      <w:r>
+        <w:t>" :</w:t>
+      </w:r>
+      <w:proofErr w:type="gramEnd"/>
+      <w:r>
+        <w:t xml:space="preserve"> ""}&gt;${il}&lt;/option&gt;`).join('')}</w:t>
+      </w:r>
+    </w:p>
+    <w:p>
+      <w:r>
+        <w:t>                &lt;/select&gt;</w:t>
+      </w:r>
+    </w:p>
+    <w:p>
+      <w:r>
+        <w:lastRenderedPageBreak/>
+        <w:t>                &lt;</w:t>
+      </w:r>
+      <w:proofErr w:type="gramStart"/>
+      <w:r>
+        <w:t>select</w:t>
+      </w:r>
+      <w:proofErr w:type="gramEnd"/>
+      <w:r>
+        <w:t xml:space="preserve"> name="ilce" id="ilceSelect" required style="width:100%; padding:10px; margin-bottom:10px; border:1px solid #ddd; border-radius:6px;"&gt;&lt;option value=""&gt;İlçe Seçiniz&lt;/option&gt;&lt;/select&gt;</w:t>
+      </w:r>
+    </w:p>
+    <w:p>
+      <w:r>
+        <w:t>                &lt;</w:t>
+      </w:r>
+      <w:proofErr w:type="gramStart"/>
+      <w:r>
+        <w:t>input</w:t>
+      </w:r>
+      <w:proofErr w:type="gramEnd"/>
+      <w:r>
+        <w:t xml:space="preserve"> name="okul" placeholder="Okulunuzun Adı" required style="width:100%; padding:10px; margin-bottom:20px; border:1px solid #ddd; border-radius:6px; box-sizing:border-box;"&gt;</w:t>
+      </w:r>
+    </w:p>
+    <w:p>
+      <w:r>
+        <w:t>                &lt;</w:t>
+      </w:r>
+      <w:proofErr w:type="gramStart"/>
+      <w:r>
+        <w:t>button</w:t>
+      </w:r>
+      <w:proofErr w:type="gramEnd"/>
+      <w:r>
+        <w:t xml:space="preserve"> style="width:100%; padding:12px; background:#34a853; color:white; border:none; border-radius:8px; cursor:pointer; font-weight:bold; font-size:16px;"&gt;KAYDI TAMAMLA&lt;/button&gt;</w:t>
+      </w:r>
+    </w:p>
+    <w:p>
+      <w:r>
+        <w:t>            &lt;/form&gt;</w:t>
+      </w:r>
+    </w:p>
+    <w:p>
+      <w:r>
+        <w:t>            &lt;</w:t>
+      </w:r>
+      <w:proofErr w:type="gramStart"/>
+      <w:r>
+        <w:t>p</w:t>
+      </w:r>
+      <w:proofErr w:type="gramEnd"/>
+      <w:r>
+        <w:t xml:space="preserve"> style="text-align:center; margin-top:15px;"&gt;&lt;a href="/" style="color:#5f6368; text-decoration:none; font-size:14px;"&gt;Geri Dön&lt;/a&gt;&lt;/p&gt;</w:t>
+      </w:r>
+    </w:p>
+    <w:p>
+      <w:r>
+        <w:t>        &lt;/div&gt;</w:t>
+      </w:r>
+    </w:p>
+    <w:p>
+      <w:r>
+        <w:t>    &lt;/div&gt;</w:t>
+      </w:r>
+    </w:p>
+    <w:p>
+      <w:r>
+        <w:t>    &lt;</w:t>
+      </w:r>
+      <w:proofErr w:type="gramStart"/>
+      <w:r>
+        <w:t>script</w:t>
+      </w:r>
+      <w:proofErr w:type="gramEnd"/>
+      <w:r>
+        <w:t>&gt;</w:t>
+      </w:r>
+    </w:p>
+    <w:p>
+      <w:r>
+        <w:t>        const veriler = {"Aydın": ["Efeler", "Nazilli", "Söke", "Kuşadası", "Didim", "Çine", "İncirliova", "Germencik", "Bozdoğan", "Kuyucak", "Köşk", "Sultanhisar", "Karacasu", "Yenipazar", "Buharkent", "Koçarlı", "Karpuzlu"], "İzmir": ["Konak", "Bornova", "Buca", "Karşıyaka", "Balçova", "Bayraklı", "Çiğli", "Gaziemir", "Karabağlar", "Narlıdere", "Aliağa", "Bayındır", "Bergama", "Beydağ", "Çeşme", "Dikili", "Foça", "Güzelbahçe", "Karaburun", "Kemalpaşa", "Kınık", "Kiraz", "Menderes", "Menemen", "Ödemiş", "Seferihisar", "Selçuk", "Tire", "Torbalı", "Urla"], "Ankara": ["Çankaya", "Keçiören", "Yenimahalle", "Mamak", "Etimesgut", "Sincan", "Altındağ", "Pursaklar", "Gölbaşı", "Polatlı", "Çubuk", "Kahramankazan", "Beypazarı", "Elmadağ", "Şereflikoçhisar", "Akyurt", "Nallıhan", "Haymana", "Kızılcahamam", "Bala", "Kalecik", "Ayaş", "Güdül", "Çamlıdere", "Evren"], "İstanbul": ["Esenyurt", "Küçükçekmece", "Bağcılar", "Pendik", "Ümraniye", "Bahçelievler", "Üsküdar", "Sultangazi", "Maltepe", "Gaziosmanpaşa", "Kartal", "Kadıköy", "Esenler", "Kağıthane", "Fatih", "Avcılar", "Başakşehir", "Sarıyer", "Sultanbeyli", "Güngören", "Zeytinburnu", "Şişli", "Arnavutköy", "Beykoz", "Tuzla", "Çekmeköy", "Büyükçekmece", "Beylikdüzü", "Bakırköy", "Beşiktaş", "Silivri", "Çatalca", "Şile", "Adalar"]};</w:t>
+      </w:r>
+    </w:p>
+    <w:p>
+      <w:r>
+        <w:t xml:space="preserve">        </w:t>
+      </w:r>
+      <w:proofErr w:type="gramStart"/>
+      <w:r>
+        <w:t>function</w:t>
+      </w:r>
+      <w:proofErr w:type="gramEnd"/>
+      <w:r>
+        <w:t xml:space="preserve"> ilDegisti() {</w:t>
+      </w:r>
+    </w:p>
+    <w:p>
+      <w:r>
+        <w:t xml:space="preserve">            </w:t>
+      </w:r>
+      <w:proofErr w:type="gramStart"/>
+      <w:r>
+        <w:t>const</w:t>
+      </w:r>
+      <w:proofErr w:type="gramEnd"/>
+      <w:r>
+        <w:t xml:space="preserve"> il = document.getElementById('ilSelect').value;</w:t>
+      </w:r>
+    </w:p>
+    <w:p>
+      <w:r>
+        <w:t xml:space="preserve">            </w:t>
+      </w:r>
+      <w:proofErr w:type="gramStart"/>
+      <w:r>
+        <w:t>const</w:t>
+      </w:r>
+      <w:proofErr w:type="gramEnd"/>
+      <w:r>
+        <w:t xml:space="preserve"> ilceSelect = document.getElementById('ilceSelect');</w:t>
+      </w:r>
+    </w:p>
+    <w:p>
+      <w:r>
+        <w:t>            ilceSelect.innerHTML = '&lt;option value=""&gt;İlçe Seçiniz&lt;/option&gt;';</w:t>
+      </w:r>
+    </w:p>
+    <w:p>
+      <w:r>
+        <w:t xml:space="preserve">            </w:t>
+      </w:r>
+      <w:proofErr w:type="gramStart"/>
+      <w:r>
+        <w:t>if(</w:t>
+      </w:r>
+      <w:proofErr w:type="gramEnd"/>
+      <w:r>
+        <w:t>il &amp;&amp; veriler[il]) {</w:t>
+      </w:r>
+    </w:p>
+    <w:p>
+      <w:r>
+        <w:lastRenderedPageBreak/>
+        <w:t xml:space="preserve">                </w:t>
+      </w:r>
+      <w:proofErr w:type="gramStart"/>
+      <w:r>
+        <w:t>veriler</w:t>
+      </w:r>
+      <w:proofErr w:type="gramEnd"/>
+      <w:r>
+        <w:t>[il].forEach(ilce =&gt; {</w:t>
+      </w:r>
+    </w:p>
+    <w:p>
+      <w:r>
+        <w:t xml:space="preserve">                    </w:t>
+      </w:r>
+      <w:proofErr w:type="gramStart"/>
+      <w:r>
+        <w:t>const</w:t>
+      </w:r>
+      <w:proofErr w:type="gramEnd"/>
+      <w:r>
+        <w:t xml:space="preserve"> s = (il === "Aydın" &amp;&amp; ilce === "Nazilli") ? "selected</w:t>
+      </w:r>
+      <w:proofErr w:type="gramStart"/>
+      <w:r>
+        <w:t>" :</w:t>
+      </w:r>
+      <w:proofErr w:type="gramEnd"/>
+      <w:r>
+        <w:t xml:space="preserve"> "";</w:t>
+      </w:r>
+    </w:p>
+    <w:p>
+      <w:r>
+        <w:t>                    ilceSelect.innerHTML += '&lt;option value="'+ilce+'" '+s+'&gt;'+ilce+'&lt;/option&gt;';</w:t>
+      </w:r>
+    </w:p>
+    <w:p>
+      <w:r>
+        <w:t>                });</w:t>
+      </w:r>
+    </w:p>
+    <w:p>
+      <w:r>
+        <w:t xml:space="preserve">            } else if (il) </w:t>
+      </w:r>
+      <w:proofErr w:type="gramStart"/>
+      <w:r>
+        <w:t>{ ilceSelect.innerHTML</w:t>
+      </w:r>
+      <w:proofErr w:type="gramEnd"/>
+      <w:r>
+        <w:t xml:space="preserve"> += '&lt;option value="Merkez"&gt;Merkez&lt;/option&gt;'; }</w:t>
+      </w:r>
+    </w:p>
+    <w:p>
+      <w:r>
+        <w:t>        }</w:t>
+      </w:r>
+    </w:p>
+    <w:p>
+      <w:r>
+        <w:t xml:space="preserve">        </w:t>
+      </w:r>
+      <w:proofErr w:type="gramStart"/>
+      <w:r>
+        <w:t>window.onload</w:t>
+      </w:r>
+      <w:proofErr w:type="gramEnd"/>
+      <w:r>
+        <w:t xml:space="preserve"> = ilDegisti;</w:t>
+      </w:r>
+    </w:p>
+    <w:p>
+      <w:r>
+        <w:t>    &lt;/script&gt;`);</w:t>
       </w:r>
     </w:p>
     <w:p>
@@ -248,215 +883,117 @@
     </w:p>
     <w:p/>
     <w:p>
-      <w:r>
-        <w:t>// 2. KAYIT SAYFASI</w:t>
-      </w:r>
-    </w:p>
-    <w:p>
-      <w:r>
-        <w:t>app.get('/kayit', (req, res) =&gt; {</w:t>
-      </w:r>
-    </w:p>
-    <w:p>
-      <w:r>
-        <w:t xml:space="preserve">    res.send(`</w:t>
-      </w:r>
-    </w:p>
-    <w:p>
-      <w:r>
-        <w:t xml:space="preserve">    &lt;div style="text-align:center; padding-top:30px; font-family:sans-serif;"&gt;</w:t>
-      </w:r>
-    </w:p>
-    <w:p>
-      <w:r>
-        <w:t xml:space="preserve">        &lt;h2 style="color:#2c3e50;"&gt;Yeni Kayıt Oluştur&lt;/h2&gt;</w:t>
-      </w:r>
-    </w:p>
-    <w:p>
-      <w:r>
-        <w:lastRenderedPageBreak/>
-        <w:t xml:space="preserve">        &lt;form action="/kayit-yap" method="POST" style="max-width:400px; margin:auto; border:1px solid #ddd; padding:20px; border-radius:10px;"&gt;</w:t>
-      </w:r>
-    </w:p>
-    <w:p>
-      <w:r>
-        <w:t xml:space="preserve">            &lt;input name="kullaniciAdi" placeholder="Kullanıcı Adı" required style="width:90%; padding:10px; margin-bottom:10px;"&gt;&lt;br&gt;</w:t>
-      </w:r>
-    </w:p>
-    <w:p>
-      <w:r>
-        <w:t xml:space="preserve">            &lt;input type="password" name="sifre" placeholder="Şifre" required style="width:90%; padding:10px; margin-bottom:10px;"&gt;&lt;br&gt;</w:t>
-      </w:r>
-    </w:p>
-    <w:p>
-      <w:r>
-        <w:t xml:space="preserve">            &lt;input type="password" name="sifreTekrar" placeholder="Şifre Tekrar" required style="width:90%; padding:10px; margin-bottom:15px;"&gt;&lt;br&gt;</w:t>
-      </w:r>
-    </w:p>
-    <w:p>
-      <w:r>
-        <w:t xml:space="preserve">            &lt;select name="il" id="ilSelect" onchange="ilDegisti()" required style="width:95%; padding:10px; margin-bottom:10px;"&gt;</w:t>
-      </w:r>
-    </w:p>
-    <w:p>
-      <w:r>
-        <w:t xml:space="preserve">                &lt;option value=""&gt;İl Seçiniz...&lt;/option&gt;&lt;option value="Aydın"&gt;Aydın&lt;/option&gt;&lt;option value="İzmir"&gt;İzmir&lt;/option&gt;</w:t>
-      </w:r>
-    </w:p>
-    <w:p>
-      <w:r>
-        <w:t xml:space="preserve">            &lt;/select&gt;</w:t>
-      </w:r>
-    </w:p>
-    <w:p>
-      <w:r>
-        <w:t xml:space="preserve">            &lt;select name="ilce" id="ilceSelect" onchange="ilceDegisti()" required style="width:95%; padding:10px; margin-bottom:10px;"&gt;</w:t>
-      </w:r>
-    </w:p>
-    <w:p>
-      <w:r>
-        <w:t xml:space="preserve">                &lt;option value=""&gt;İlçe Seçiniz&lt;/option&gt;</w:t>
-      </w:r>
-    </w:p>
-    <w:p>
-      <w:r>
-        <w:t xml:space="preserve">            &lt;/select&gt;</w:t>
-      </w:r>
-    </w:p>
-    <w:p>
-      <w:r>
-        <w:t xml:space="preserve">            &lt;select name="okul" id="okulSelect" required style="width:95%; padding:10px; margin-bottom:20px;"&gt;</w:t>
-      </w:r>
-    </w:p>
-    <w:p>
-      <w:r>
-        <w:t xml:space="preserve">                &lt;option value=""&gt;Okul Seçiniz&lt;/option&gt;</w:t>
-      </w:r>
-    </w:p>
-    <w:p>
-      <w:r>
-        <w:t xml:space="preserve">            &lt;/select&gt;</w:t>
-      </w:r>
-    </w:p>
-    <w:p>
-      <w:r>
-        <w:t xml:space="preserve">            &lt;button style="width:95%; padding:15px; background:#3498db; color:white; border:none; border-radius:5px; cursor:pointer; font-weight:bold;"&gt;KAYDI TAMAMLA&lt;/button&gt;</w:t>
-      </w:r>
-    </w:p>
-    <w:p>
-      <w:r>
-        <w:t xml:space="preserve">            &lt;br&gt;&lt;br&gt;&lt;a href="/"&gt;Giriş Sayfasına Dön&lt;/a&gt;</w:t>
-      </w:r>
-    </w:p>
-    <w:p>
-      <w:r>
-        <w:t xml:space="preserve">        &lt;/form&gt;</w:t>
-      </w:r>
-    </w:p>
-    <w:p>
-      <w:r>
-        <w:t xml:space="preserve">    &lt;/div&gt;</w:t>
-      </w:r>
-    </w:p>
-    <w:p>
-      <w:r>
-        <w:t xml:space="preserve">    &lt;script&gt;</w:t>
-      </w:r>
-    </w:p>
-    <w:p>
-      <w:r>
-        <w:t xml:space="preserve">        const veriler = {</w:t>
-      </w:r>
-    </w:p>
-    <w:p>
-      <w:r>
-        <w:t xml:space="preserve">            "Aydın": { "Efeler": ["Efeler Ortaokulu", "Gazipaşa Ortaokulu"], "Nazilli": ["Nazilli Ortaokulu", "Beşeylül Ortaokulu"] },</w:t>
-      </w:r>
-    </w:p>
-    <w:p>
-      <w:r>
-        <w:lastRenderedPageBreak/>
-        <w:t xml:space="preserve">            "İzmir": { "Konak": ["Konak Ortaokulu", "Atatürk Ortaokulu"], "Bornova": ["Bornova Ortaokulu", "Yavuz Selim Ortaokulu"] }</w:t>
-      </w:r>
-    </w:p>
-    <w:p>
-      <w:r>
-        <w:t xml:space="preserve">        };</w:t>
-      </w:r>
-    </w:p>
-    <w:p>
-      <w:r>
-        <w:t xml:space="preserve">        function ilDegisti() {</w:t>
-      </w:r>
-    </w:p>
-    <w:p>
-      <w:r>
-        <w:t xml:space="preserve">            const il = document.getElementById('ilSelect').value;</w:t>
-      </w:r>
-    </w:p>
-    <w:p>
-      <w:r>
-        <w:t xml:space="preserve">            const ilceSelect = document.getElementById('ilceSelect');</w:t>
-      </w:r>
-    </w:p>
-    <w:p>
-      <w:r>
-        <w:t xml:space="preserve">            ilceSelect.innerHTML = '&lt;option value=""&gt;İlçe Seçiniz&lt;/option&gt;';</w:t>
-      </w:r>
-    </w:p>
-    <w:p>
-      <w:r>
-        <w:t xml:space="preserve">            if(il) { Object.keys(veriler[il]).forEach(ilce =&gt; { ilceSelect.innerHTML += '&lt;option value="'+ilce+'"&gt;'+ilce+'&lt;/option&gt;'; }); }</w:t>
-      </w:r>
-    </w:p>
-    <w:p>
-      <w:r>
-        <w:t xml:space="preserve">            ilceDegisti();</w:t>
-      </w:r>
-    </w:p>
-    <w:p>
-      <w:r>
-        <w:t xml:space="preserve">        }</w:t>
-      </w:r>
-    </w:p>
-    <w:p>
-      <w:r>
-        <w:t xml:space="preserve">        function ilceDegisti() {</w:t>
-      </w:r>
-    </w:p>
-    <w:p>
-      <w:r>
-        <w:t xml:space="preserve">            const il = document.getElementById('ilSelect').value;</w:t>
-      </w:r>
-    </w:p>
-    <w:p>
-      <w:r>
-        <w:t xml:space="preserve">            const ilce = document.getElementById('ilceSelect').value;</w:t>
-      </w:r>
-    </w:p>
-    <w:p>
-      <w:r>
-        <w:t xml:space="preserve">            const okulSelect = document.getElementById('okulSelect');</w:t>
-      </w:r>
-    </w:p>
-    <w:p>
-      <w:r>
-        <w:t xml:space="preserve">            okulSelect.innerHTML = '&lt;option value=""&gt;Okul Seçiniz&lt;/option&gt;';</w:t>
-      </w:r>
-    </w:p>
-    <w:p>
-      <w:r>
-        <w:t xml:space="preserve">            if(il &amp;&amp; ilce) { veriler[il][ilce].forEach(okul =&gt; { okulSelect.innerHTML += '&lt;option value="'+okul+'"&gt;'+okul+'&lt;/option&gt;'; }); }</w:t>
-      </w:r>
-    </w:p>
-    <w:p>
-      <w:r>
-        <w:t xml:space="preserve">        }</w:t>
-      </w:r>
-    </w:p>
-    <w:p>
-      <w:r>
-        <w:t xml:space="preserve">    &lt;/script&gt;`);</w:t>
+      <w:proofErr w:type="gramStart"/>
+      <w:r>
+        <w:t>app.post(</w:t>
+      </w:r>
+      <w:proofErr w:type="gramEnd"/>
+      <w:r>
+        <w:t>'/kayit-yap', async (req, res) =&gt; {</w:t>
+      </w:r>
+    </w:p>
+    <w:p>
+      <w:r>
+        <w:t xml:space="preserve">    </w:t>
+      </w:r>
+      <w:proofErr w:type="gramStart"/>
+      <w:r>
+        <w:t>const</w:t>
+      </w:r>
+      <w:proofErr w:type="gramEnd"/>
+      <w:r>
+        <w:t xml:space="preserve"> { kullaniciAdi, sifre, sifreTekrar, il, ilce, okul } = req.body;</w:t>
+      </w:r>
+    </w:p>
+    <w:p>
+      <w:r>
+        <w:t xml:space="preserve">    </w:t>
+      </w:r>
+      <w:proofErr w:type="gramStart"/>
+      <w:r>
+        <w:t>if</w:t>
+      </w:r>
+      <w:proofErr w:type="gramEnd"/>
+      <w:r>
+        <w:t xml:space="preserve"> (sifre !== sifreTekrar) return res.send("&lt;script&gt;alert('Şifreler uyuşmuyor!'); window.history.back();&lt;/script&gt;");</w:t>
+      </w:r>
+    </w:p>
+    <w:p>
+      <w:r>
+        <w:t xml:space="preserve">    </w:t>
+      </w:r>
+      <w:proofErr w:type="gramStart"/>
+      <w:r>
+        <w:t>try</w:t>
+      </w:r>
+      <w:proofErr w:type="gramEnd"/>
+      <w:r>
+        <w:t xml:space="preserve"> {</w:t>
+      </w:r>
+    </w:p>
+    <w:p>
+      <w:r>
+        <w:t xml:space="preserve">        </w:t>
+      </w:r>
+      <w:proofErr w:type="gramStart"/>
+      <w:r>
+        <w:t>const</w:t>
+      </w:r>
+      <w:proofErr w:type="gramEnd"/>
+      <w:r>
+        <w:t xml:space="preserve"> varMi = await Kullanici.findOne({ kullaniciAdi });</w:t>
+      </w:r>
+    </w:p>
+    <w:p>
+      <w:r>
+        <w:t xml:space="preserve">        </w:t>
+      </w:r>
+      <w:proofErr w:type="gramStart"/>
+      <w:r>
+        <w:t>if</w:t>
+      </w:r>
+      <w:proofErr w:type="gramEnd"/>
+      <w:r>
+        <w:t xml:space="preserve"> (varMi) return res.send("&lt;script&gt;alert('Kullanıcı adı alınmış!'); window.history.back();&lt;/script&gt;");</w:t>
+      </w:r>
+    </w:p>
+    <w:p>
+      <w:r>
+        <w:t xml:space="preserve">        </w:t>
+      </w:r>
+      <w:proofErr w:type="gramStart"/>
+      <w:r>
+        <w:t>await</w:t>
+      </w:r>
+      <w:proofErr w:type="gramEnd"/>
+      <w:r>
+        <w:t xml:space="preserve"> new Kullanici({ kullaniciAdi, sifre, il, ilce, okul }).save();</w:t>
+      </w:r>
+    </w:p>
+    <w:p>
+      <w:r>
+        <w:t xml:space="preserve">        </w:t>
+      </w:r>
+      <w:proofErr w:type="gramStart"/>
+      <w:r>
+        <w:t>res.send</w:t>
+      </w:r>
+      <w:proofErr w:type="gramEnd"/>
+      <w:r>
+        <w:t>("&lt;script&gt;alert('Başarılı!'); window.location.href='/';&lt;/script&gt;");</w:t>
+      </w:r>
+    </w:p>
+    <w:p>
+      <w:r>
+        <w:t xml:space="preserve">    } catch (err) </w:t>
+      </w:r>
+      <w:proofErr w:type="gramStart"/>
+      <w:r>
+        <w:t>{ res</w:t>
+      </w:r>
+      <w:proofErr w:type="gramEnd"/>
+      <w:r>
+        <w:t>.status(500).send("Hata: " + err.message); }</w:t>
       </w:r>
     </w:p>
     <w:p>
@@ -466,49 +1003,52 @@
     </w:p>
     <w:p/>
     <w:p>
-      <w:r>
-        <w:t>app.post('/kayit-yap', async (req, res) =&gt; {</w:t>
-      </w:r>
-    </w:p>
-    <w:p>
-      <w:r>
-        <w:t xml:space="preserve">    const { kullaniciAdi, sifre, sifreTekrar, il, ilce, okul } = req.body;</w:t>
-      </w:r>
-    </w:p>
-    <w:p>
-      <w:r>
-        <w:t xml:space="preserve">    if (sifre !== sifreTekrar) return res.send("&lt;script&gt;alert('Şifreler uyuşmuyor!'); window.history.back();&lt;/script&gt;");</w:t>
-      </w:r>
-    </w:p>
-    <w:p>
-      <w:r>
-        <w:t xml:space="preserve">    try {</w:t>
-      </w:r>
-    </w:p>
-    <w:p>
-      <w:r>
-        <w:t xml:space="preserve">        const varMi = await Kullanici.findOne({ kullaniciAdi });</w:t>
-      </w:r>
-    </w:p>
-    <w:p>
-      <w:r>
-        <w:t xml:space="preserve">        if (varMi) return res.send("&lt;script&gt;alert('Bu kullanıcı adı alınmış!'); window.history.back();&lt;/script&gt;");</w:t>
-      </w:r>
-    </w:p>
-    <w:p>
-      <w:r>
-        <w:lastRenderedPageBreak/>
-        <w:t xml:space="preserve">        await new Kullanici({ kullaniciAdi, sifre, il, ilce, okul }).save();</w:t>
-      </w:r>
-    </w:p>
-    <w:p>
-      <w:r>
-        <w:t xml:space="preserve">        res.send("&lt;script&gt;alert('Kayıt Başarılı!'); window.location.href='/';&lt;/script&gt;");</w:t>
-      </w:r>
-    </w:p>
-    <w:p>
-      <w:r>
-        <w:t xml:space="preserve">    } catch (err) { res.status(500).send("Hata: " + err.message); }</w:t>
+      <w:proofErr w:type="gramStart"/>
+      <w:r>
+        <w:t>app.post(</w:t>
+      </w:r>
+      <w:proofErr w:type="gramEnd"/>
+      <w:r>
+        <w:t>'/giris', async (req, res) =&gt; {</w:t>
+      </w:r>
+    </w:p>
+    <w:p>
+      <w:r>
+        <w:t xml:space="preserve">    </w:t>
+      </w:r>
+      <w:proofErr w:type="gramStart"/>
+      <w:r>
+        <w:t>const</w:t>
+      </w:r>
+      <w:proofErr w:type="gramEnd"/>
+      <w:r>
+        <w:t xml:space="preserve"> k = await Kullanici.findOne({ kullaniciAdi: req.body.kullaniciAdi, sifre: req.body.sifre });</w:t>
+      </w:r>
+    </w:p>
+    <w:p>
+      <w:r>
+        <w:t xml:space="preserve">    </w:t>
+      </w:r>
+      <w:proofErr w:type="gramStart"/>
+      <w:r>
+        <w:t>if</w:t>
+      </w:r>
+      <w:proofErr w:type="gramEnd"/>
+      <w:r>
+        <w:t xml:space="preserve"> (!k) return res.send("&lt;script&gt;alert('Hata!'); window.history.back();&lt;/script&gt;");</w:t>
+      </w:r>
+    </w:p>
+    <w:p>
+      <w:r>
+        <w:t xml:space="preserve">    </w:t>
+      </w:r>
+      <w:proofErr w:type="gramStart"/>
+      <w:r>
+        <w:t>res.redirect</w:t>
+      </w:r>
+      <w:proofErr w:type="gramEnd"/>
+      <w:r>
+        <w:t>('/soru/' + k.kullaniciAdi);</w:t>
       </w:r>
     </w:p>
     <w:p>
@@ -518,407 +1058,788 @@
     </w:p>
     <w:p/>
     <w:p>
-      <w:r>
-        <w:t>app.post('/giris', async (req, res) =&gt; {</w:t>
-      </w:r>
-    </w:p>
-    <w:p>
-      <w:r>
-        <w:t xml:space="preserve">    const k = await Kullanici.findOne({ kullaniciAdi: req.body.kullaniciAdi, sifre: req.body.sifre });</w:t>
-      </w:r>
-    </w:p>
-    <w:p>
-      <w:r>
-        <w:t xml:space="preserve">    if (!k) return res.send("&lt;script&gt;alert('Hatalı giriş!'); window.history.back();&lt;/script&gt;");</w:t>
-      </w:r>
-    </w:p>
-    <w:p>
-      <w:r>
-        <w:t xml:space="preserve">    res.redirect('/soru/' + k.kullaniciAdi);</w:t>
-      </w:r>
-    </w:p>
-    <w:p>
-      <w:r>
-        <w:t>});</w:t>
-      </w:r>
-    </w:p>
-    <w:p/>
-    <w:p>
-      <w:r>
-        <w:t>// 3. SORU SAYFASI</w:t>
-      </w:r>
-    </w:p>
-    <w:p>
-      <w:r>
-        <w:t>app.get('/soru/:kullaniciAdi', async (req, res) =&gt; {</w:t>
-      </w:r>
-    </w:p>
-    <w:p>
-      <w:r>
-        <w:t xml:space="preserve">    const k = await Kullanici.findOne({ kullaniciAdi: req.params.kullaniciAdi });</w:t>
-      </w:r>
-    </w:p>
-    <w:p>
-      <w:r>
-        <w:t xml:space="preserve">    const sorular = await Soru.find();</w:t>
-      </w:r>
-    </w:p>
-    <w:p>
-      <w:r>
-        <w:t xml:space="preserve">    if (sorular.length === 0) return res.send("</w:t>
+      <w:proofErr w:type="gramStart"/>
+      <w:r>
+        <w:t>app.get(</w:t>
+      </w:r>
+      <w:proofErr w:type="gramEnd"/>
+      <w:r>
+        <w:t>'/soru/:kullaniciAdi', async (req, res) =&gt; {</w:t>
+      </w:r>
+    </w:p>
+    <w:p>
+      <w:r>
+        <w:t xml:space="preserve">    </w:t>
+      </w:r>
+      <w:proofErr w:type="gramStart"/>
+      <w:r>
+        <w:t>const</w:t>
+      </w:r>
+      <w:proofErr w:type="gramEnd"/>
+      <w:r>
+        <w:t xml:space="preserve"> k = await Kullanici.findOne({ kullaniciAdi: req.params.kullaniciAdi });</w:t>
+      </w:r>
+    </w:p>
+    <w:p>
+      <w:r>
+        <w:t xml:space="preserve">    </w:t>
+      </w:r>
+      <w:proofErr w:type="gramStart"/>
+      <w:r>
+        <w:t>const</w:t>
+      </w:r>
+      <w:proofErr w:type="gramEnd"/>
+      <w:r>
+        <w:t xml:space="preserve"> sorular = await Soru.find();</w:t>
+      </w:r>
+    </w:p>
+    <w:p>
+      <w:r>
+        <w:t xml:space="preserve">    </w:t>
+      </w:r>
+      <w:proofErr w:type="gramStart"/>
+      <w:r>
+        <w:t>if</w:t>
+      </w:r>
+      <w:proofErr w:type="gramEnd"/>
+      <w:r>
+        <w:t xml:space="preserve"> (!sorular.length) return res.send("&lt;div style='text-align:center; padding:50px; font-family:sans-serif;'&gt;&lt;h2&gt;Henüz soru eklenmemiş.&lt;/h2&gt;&lt;a href='/'&gt;Geri Dön&lt;/a&gt;&lt;/div&gt;");</w:t>
+      </w:r>
+    </w:p>
+    <w:p>
+      <w:r>
+        <w:t xml:space="preserve">    </w:t>
+      </w:r>
+      <w:proofErr w:type="gramStart"/>
+      <w:r>
+        <w:t>const</w:t>
+      </w:r>
+      <w:proofErr w:type="gramEnd"/>
+      <w:r>
+        <w:t xml:space="preserve"> soru = sorular[k.soruIndex % sorular.length];</w:t>
+      </w:r>
+    </w:p>
+    <w:p>
+      <w:r>
+        <w:t xml:space="preserve">    </w:t>
+      </w:r>
+      <w:proofErr w:type="gramStart"/>
+      <w:r>
+        <w:t>const</w:t>
+      </w:r>
+      <w:proofErr w:type="gramEnd"/>
+      <w:r>
+        <w:t xml:space="preserve"> harfler = ["A","B","C","D"];</w:t>
+      </w:r>
+    </w:p>
+    <w:p>
+      <w:r>
+        <w:t xml:space="preserve">    </w:t>
+      </w:r>
+      <w:proofErr w:type="gramStart"/>
+      <w:r>
+        <w:t>res.send</w:t>
+      </w:r>
+      <w:proofErr w:type="gramEnd"/>
+      <w:r>
+        <w:t>(`</w:t>
+      </w:r>
+    </w:p>
+    <w:p>
+      <w:r>
+        <w:t>    &lt;</w:t>
+      </w:r>
+      <w:proofErr w:type="gramStart"/>
+      <w:r>
+        <w:t>div</w:t>
+      </w:r>
+      <w:proofErr w:type="gramEnd"/>
+      <w:r>
+        <w:t xml:space="preserve"> style="max-width:800px; margin:20px auto; font-family:'Segoe UI',sans-serif; padding:20px; background:#fff; border-radius:12px; box-shadow:0 5px 15px rgba(0,0,0,0.05);"&gt;</w:t>
+      </w:r>
+    </w:p>
+    <w:p>
+      <w:r>
+        <w:t>        &lt;</w:t>
+      </w:r>
+      <w:proofErr w:type="gramStart"/>
+      <w:r>
+        <w:t>div</w:t>
+      </w:r>
+      <w:proofErr w:type="gramEnd"/>
+      <w:r>
+        <w:t xml:space="preserve"> style="display:flex; justify-content:space-between; align-items:center; background:#f8f9fa; padding:15px; border-radius:10px; margin-bottom:20px; border:1px solid #eee;"&gt;</w:t>
+      </w:r>
+    </w:p>
+    <w:p>
+      <w:r>
+        <w:t>            &lt;</w:t>
+      </w:r>
+      <w:proofErr w:type="gramStart"/>
+      <w:r>
+        <w:t>div</w:t>
+      </w:r>
+      <w:proofErr w:type="gramEnd"/>
+      <w:r>
+        <w:t xml:space="preserve"> style="color:#333;"&gt;</w:t>
       </w:r>
       <w:r>
         <w:rPr>
           <w:rFonts w:ascii="Segoe UI Emoji" w:hAnsi="Segoe UI Emoji" w:cs="Segoe UI Emoji"/>
         </w:rPr>
-        <w:t>❌</w:t>
-      </w:r>
-      <w:r>
-        <w:t xml:space="preserve"> Hen</w:t>
+        <w:t>🎓</w:t>
+      </w:r>
+      <w:r>
+        <w:t xml:space="preserve"> &lt;b&gt;${k.okul}&lt;/b&gt; | </w:t>
       </w:r>
       <w:r>
         <w:rPr>
-          <w:rFonts w:ascii="Aptos" w:hAnsi="Aptos" w:cs="Aptos"/>
+          <w:rFonts w:ascii="Segoe UI Emoji" w:hAnsi="Segoe UI Emoji" w:cs="Segoe UI Emoji"/>
         </w:rPr>
-        <w:t>ü</w:t>
-      </w:r>
-      <w:r>
-        <w:t>z soru eklenmemi</w:t>
+        <w:t>👤</w:t>
+      </w:r>
+      <w:r>
+        <w:t xml:space="preserve"> &lt;b&gt;${k.kullaniciAdi}&lt;/b&gt;&lt;/div&gt;</w:t>
+      </w:r>
+    </w:p>
+    <w:p>
+      <w:r>
+        <w:t>            &lt;</w:t>
+      </w:r>
+      <w:proofErr w:type="gramStart"/>
+      <w:r>
+        <w:t>div</w:t>
+      </w:r>
+      <w:proofErr w:type="gramEnd"/>
+      <w:r>
+        <w:t xml:space="preserve"> style="display:flex; gap:15px; align-items:center;"&gt;</w:t>
+      </w:r>
+    </w:p>
+    <w:p>
+      <w:r>
+        <w:t>                &lt;</w:t>
+      </w:r>
+      <w:proofErr w:type="gramStart"/>
+      <w:r>
+        <w:t>span</w:t>
+      </w:r>
+      <w:proofErr w:type="gramEnd"/>
+      <w:r>
+        <w:t xml:space="preserve"> style="background:#e8f0fe; color:#1a73e8; padding:5px 12px; border-radius:20px; font-weight:bold;"&gt;Puan: ${k.puan}&lt;/span&gt;</w:t>
+      </w:r>
+    </w:p>
+    <w:p>
+      <w:r>
+        <w:t>                &lt;</w:t>
+      </w:r>
+      <w:proofErr w:type="gramStart"/>
+      <w:r>
+        <w:t>span</w:t>
+      </w:r>
+      <w:proofErr w:type="gramEnd"/>
+      <w:r>
+        <w:t xml:space="preserve"> style="color:#d93025; font-weight:bold; font-variant-numeric:tabular-nums;"&gt;</w:t>
       </w:r>
       <w:r>
         <w:rPr>
-          <w:rFonts w:ascii="Aptos" w:hAnsi="Aptos" w:cs="Aptos"/>
+          <w:rFonts w:ascii="Segoe UI Emoji" w:hAnsi="Segoe UI Emoji" w:cs="Segoe UI Emoji"/>
         </w:rPr>
-        <w:t>ş</w:t>
-      </w:r>
-      <w:r>
-        <w:t>.");</w:t>
-      </w:r>
-    </w:p>
-    <w:p>
-      <w:r>
-        <w:t xml:space="preserve">    const soru = sorular[k.soruIndex % sorular.length];</w:t>
-      </w:r>
-    </w:p>
-    <w:p>
-      <w:r>
-        <w:t xml:space="preserve">    const harfler = ["A","B","C","D"];</w:t>
-      </w:r>
-    </w:p>
-    <w:p>
-      <w:r>
-        <w:t xml:space="preserve">    </w:t>
-      </w:r>
-    </w:p>
-    <w:p>
-      <w:r>
-        <w:t xml:space="preserve">    res.send(`</w:t>
-      </w:r>
-    </w:p>
-    <w:p>
-      <w:r>
-        <w:t xml:space="preserve">    &lt;div style="max-width:700px; margin:auto; font-family:sans-serif; padding:20px;"&gt;</w:t>
-      </w:r>
-    </w:p>
-    <w:p>
-      <w:r>
-        <w:t xml:space="preserve">        &lt;div style="display:flex; justify-content:space-between; background:#eee; padding:10px; border-radius:5px;"&gt;</w:t>
-      </w:r>
-    </w:p>
-    <w:p>
-      <w:r>
-        <w:t xml:space="preserve">            &lt;span&gt;&lt;b&gt;${k.okul}&lt;/b&gt; | Hoş geldin, &lt;b&gt;${k.kullaniciAdi}&lt;/b&gt; | Puan: ${k.puan}&lt;/span&gt;</w:t>
-      </w:r>
-    </w:p>
-    <w:p>
-      <w:r>
-        <w:t xml:space="preserve">            &lt;div style="color:red; font-weight:bold;"&gt;Süre: &lt;span id="timer"&gt;00:00&lt;/span&gt; / 05:00&lt;/div&gt;</w:t>
-      </w:r>
-    </w:p>
-    <w:p>
-      <w:r>
-        <w:t xml:space="preserve">        &lt;/div&gt;</w:t>
+        <w:t>⏱️</w:t>
+      </w:r>
+      <w:r>
+        <w:t xml:space="preserve"> &lt;span id="timer"&gt;00:00&lt;/span&gt;&lt;/span&gt;</w:t>
+      </w:r>
+    </w:p>
+    <w:p>
+      <w:r>
+        <w:t>            &lt;/div&gt;</w:t>
+      </w:r>
+    </w:p>
+    <w:p>
+      <w:r>
+        <w:t>        &lt;/div&gt;</w:t>
+      </w:r>
+    </w:p>
+    <w:p>
+      <w:r>
+        <w:t>        &lt;</w:t>
+      </w:r>
+      <w:proofErr w:type="gramStart"/>
+      <w:r>
+        <w:t>div</w:t>
+      </w:r>
+      <w:proofErr w:type="gramEnd"/>
+      <w:r>
+        <w:t xml:space="preserve"> style="background:#fff; border:1px solid #eee; padding:25px; border-radius:10px; margin-bottom:20px; line-height:1.6;"&gt;</w:t>
+      </w:r>
+    </w:p>
+    <w:p>
+      <w:r>
+        <w:t>            ${</w:t>
+      </w:r>
+      <w:proofErr w:type="gramStart"/>
+      <w:r>
+        <w:t>soru.soruOnculu</w:t>
+      </w:r>
+      <w:proofErr w:type="gramEnd"/>
+      <w:r>
+        <w:t xml:space="preserve"> ? `&lt;div style="</w:t>
+      </w:r>
+      <w:proofErr w:type="gramStart"/>
+      <w:r>
+        <w:t>background:#</w:t>
+      </w:r>
+      <w:proofErr w:type="gramEnd"/>
+      <w:r>
+        <w:t>f1f3f4; padding:15px; border-radius:8px; margin-bottom:15px; font-style:italic;"&gt;${soru.soruOnculu}&lt;/div&gt;` : ""}</w:t>
+      </w:r>
+    </w:p>
+    <w:p>
+      <w:r>
+        <w:t>            ${</w:t>
+      </w:r>
+      <w:proofErr w:type="gramStart"/>
+      <w:r>
+        <w:t>soru.soruResmi</w:t>
+      </w:r>
+      <w:proofErr w:type="gramEnd"/>
+      <w:r>
+        <w:t xml:space="preserve"> ? `&lt;div style="text-</w:t>
+      </w:r>
+      <w:proofErr w:type="gramStart"/>
+      <w:r>
+        <w:t>align:center</w:t>
+      </w:r>
+      <w:proofErr w:type="gramEnd"/>
+      <w:r>
+        <w:t>; margin-bottom:15px;"&gt;&lt;img src="${soru.soruResmi}" style="max-width:100%; border-radius:5px; border:1px solid #eee;"&gt;&lt;/div&gt;` : ""}</w:t>
+      </w:r>
+    </w:p>
+    <w:p>
+      <w:r>
+        <w:t>            &lt;</w:t>
+      </w:r>
+      <w:proofErr w:type="gramStart"/>
+      <w:r>
+        <w:t>h</w:t>
+      </w:r>
+      <w:proofErr w:type="gramEnd"/>
+      <w:r>
+        <w:t>2 style="font-size:20px; color:#202124; margin-bottom:20px;"&gt;${soru.soruMetni}&lt;/h2&gt;</w:t>
       </w:r>
     </w:p>
     <w:p>
       <w:r>
         <w:lastRenderedPageBreak/>
-        <w:t xml:space="preserve">        ${soru.soruOnculu ? `&lt;p style="background:#f4f4f4; padding:15px; margin-top:15px;"&gt;${soru.soruOnculu}&lt;/p&gt;` : ""}</w:t>
-      </w:r>
-    </w:p>
-    <w:p>
-      <w:r>
-        <w:t xml:space="preserve">        ${soru.soruResmi ? `&lt;img src="${soru.soruResmi}" style="max-width:100%; margin:10px 0;"&gt;` : ""}</w:t>
-      </w:r>
-    </w:p>
-    <w:p>
-      <w:r>
-        <w:t xml:space="preserve">        &lt;h2&gt;${soru.soruMetni}&lt;/h2&gt;</w:t>
-      </w:r>
-    </w:p>
-    <w:p>
-      <w:r>
-        <w:t xml:space="preserve">        ${soru.secenekler.map((s,i)=&gt;`</w:t>
-      </w:r>
-    </w:p>
-    <w:p>
-      <w:r>
-        <w:t xml:space="preserve">            &lt;form method="POST" action="/cevap" id="form${i}"&gt;</w:t>
-      </w:r>
-    </w:p>
-    <w:p>
-      <w:r>
-        <w:t xml:space="preserve">                &lt;input type="hidden" name="kullaniciAdi" value="${k.kullaniciAdi}"&gt;&lt;input type="hidden" name="soruId" value="${soru._id}"&gt;&lt;input type="hidden" name="secilenIndex" value="${i}"&gt;&lt;input type="hidden" name="gecenSure" id="gecenSureInput${i}" value="0"&gt;</w:t>
-      </w:r>
-    </w:p>
-    <w:p>
-      <w:r>
-        <w:t xml:space="preserve">                &lt;button type="button" onclick="submitWithTime(${i})" style="width:100%; margin:5px 0; padding:12px; text-align:left; cursor:pointer; background:white; border:1px solid #ccc; border-radius:8px;"&gt;</w:t>
-      </w:r>
-    </w:p>
-    <w:p>
-      <w:r>
-        <w:t xml:space="preserve">                    &lt;b&gt;${harfler[i]})&lt;/b&gt; ${s.metin || ""}</w:t>
-      </w:r>
-    </w:p>
-    <w:p>
-      <w:r>
-        <w:t xml:space="preserve">                    ${s.gorsel ? `&lt;br&gt;&lt;img src="${s.gorsel}" style="max-height:100px;"&gt;` : ""}</w:t>
-      </w:r>
-    </w:p>
-    <w:p>
-      <w:r>
-        <w:t xml:space="preserve">                &lt;/button&gt;</w:t>
-      </w:r>
-    </w:p>
-    <w:p>
-      <w:r>
-        <w:t xml:space="preserve">            &lt;/form&gt;</w:t>
-      </w:r>
-    </w:p>
-    <w:p>
-      <w:r>
-        <w:t xml:space="preserve">        `).join('')}</w:t>
-      </w:r>
-    </w:p>
-    <w:p>
-      <w:r>
-        <w:t xml:space="preserve">    &lt;/div&gt;</w:t>
-      </w:r>
-    </w:p>
-    <w:p>
-      <w:r>
-        <w:t xml:space="preserve">    &lt;script&gt;</w:t>
-      </w:r>
-    </w:p>
-    <w:p>
-      <w:r>
-        <w:t xml:space="preserve">        let saniye = 0;</w:t>
-      </w:r>
-    </w:p>
-    <w:p>
-      <w:r>
-        <w:t xml:space="preserve">        const timerElement = document.getElementById('timer');</w:t>
-      </w:r>
-    </w:p>
-    <w:p>
-      <w:r>
-        <w:t xml:space="preserve">        const interval = setInterval(() =&gt; {</w:t>
-      </w:r>
-    </w:p>
-    <w:p>
-      <w:r>
-        <w:t xml:space="preserve">            saniye++;</w:t>
-      </w:r>
-    </w:p>
-    <w:p>
-      <w:r>
-        <w:t xml:space="preserve">            let dk = Math.floor(saniye / 60); let sn = saniye % 60;</w:t>
-      </w:r>
-    </w:p>
-    <w:p>
-      <w:r>
-        <w:t xml:space="preserve">            timerElement.innerText = (dk &lt; 10 ? '0'+dk : dk) + ":" + (sn &lt; 10 ? '0'+sn : sn);</w:t>
-      </w:r>
-    </w:p>
-    <w:p>
-      <w:r>
-        <w:t xml:space="preserve">            if (saniye &gt;= 300) { clearInterval(interval); alert("Süre Doldu!"); }</w:t>
-      </w:r>
-    </w:p>
-    <w:p>
-      <w:r>
-        <w:t xml:space="preserve">        }, 1000);</w:t>
-      </w:r>
-    </w:p>
-    <w:p>
-      <w:r>
-        <w:t xml:space="preserve">        function submitWithTime(index) { </w:t>
+        <w:t>            &lt;</w:t>
+      </w:r>
+      <w:proofErr w:type="gramStart"/>
+      <w:r>
+        <w:t>div</w:t>
+      </w:r>
+      <w:proofErr w:type="gramEnd"/>
+      <w:r>
+        <w:t xml:space="preserve"> style="display:grid; gap:10px;"&gt;</w:t>
+      </w:r>
+    </w:p>
+    <w:p>
+      <w:r>
+        <w:t>            ${soru.secenekler.map((</w:t>
+      </w:r>
+      <w:proofErr w:type="gramStart"/>
+      <w:r>
+        <w:t>s,i</w:t>
+      </w:r>
+      <w:proofErr w:type="gramEnd"/>
+      <w:r>
+        <w:t>)=&gt;`</w:t>
+      </w:r>
+    </w:p>
+    <w:p>
+      <w:r>
+        <w:t>                &lt;</w:t>
+      </w:r>
+      <w:proofErr w:type="gramStart"/>
+      <w:r>
+        <w:t>form</w:t>
+      </w:r>
+      <w:proofErr w:type="gramEnd"/>
+      <w:r>
+        <w:t xml:space="preserve"> method="POST" action="/cevap" id="f${i}"&gt;</w:t>
+      </w:r>
+    </w:p>
+    <w:p>
+      <w:r>
+        <w:t>                    &lt;</w:t>
+      </w:r>
+      <w:proofErr w:type="gramStart"/>
+      <w:r>
+        <w:t>input</w:t>
+      </w:r>
+      <w:proofErr w:type="gramEnd"/>
+      <w:r>
+        <w:t xml:space="preserve"> type="hidden" name="kullaniciAdi" value="${k.kullaniciAdi}"&gt;&lt;input type="hidden" name="soruId" value="${soru._id}"&gt;&lt;input type="hidden" name="secilenIndex" value="${i}"&gt;&lt;input type="hidden" name="gecenSure" id="gs${i}" value="0"&gt;</w:t>
+      </w:r>
+    </w:p>
+    <w:p>
+      <w:r>
+        <w:t>                    &lt;</w:t>
+      </w:r>
+      <w:proofErr w:type="gramStart"/>
+      <w:r>
+        <w:t>button</w:t>
+      </w:r>
+      <w:proofErr w:type="gramEnd"/>
+      <w:r>
+        <w:t xml:space="preserve"> type="button" onclick="document.getElementById('gs${i}').value=saniye; document.getElementById('f${i}').submit();" style="width:100%; text-align:left; padding:15px; background:white; border:2px solid #f1f3f4; border-radius:10px; cursor:pointer; font-size:16px; transition:all 0.2s;"&gt;</w:t>
+      </w:r>
+    </w:p>
+    <w:p>
+      <w:r>
+        <w:t>                        &lt;</w:t>
+      </w:r>
+      <w:proofErr w:type="gramStart"/>
+      <w:r>
+        <w:t>b</w:t>
+      </w:r>
+      <w:proofErr w:type="gramEnd"/>
+      <w:r>
+        <w:t xml:space="preserve"> style="color:#1a73e8; margin-right:10px;"&gt;${harfler[i]})&lt;/b&gt; ${s.metin || ""}</w:t>
+      </w:r>
+    </w:p>
+    <w:p>
+      <w:r>
+        <w:t>                    &lt;/button&gt;</w:t>
+      </w:r>
+    </w:p>
+    <w:p>
+      <w:r>
+        <w:t>                &lt;/form&gt;`</w:t>
+      </w:r>
+      <w:proofErr w:type="gramStart"/>
+      <w:r>
+        <w:t>).join</w:t>
+      </w:r>
+      <w:proofErr w:type="gramEnd"/>
+      <w:r>
+        <w:t>('')}</w:t>
+      </w:r>
+    </w:p>
+    <w:p>
+      <w:r>
+        <w:t>            &lt;/div&gt;</w:t>
+      </w:r>
+    </w:p>
+    <w:p>
+      <w:r>
+        <w:t>        &lt;/div&gt;</w:t>
+      </w:r>
+    </w:p>
+    <w:p>
+      <w:r>
+        <w:t>    &lt;/div&gt;</w:t>
+      </w:r>
+    </w:p>
+    <w:p>
+      <w:r>
+        <w:t>    &lt;</w:t>
+      </w:r>
+      <w:proofErr w:type="gramStart"/>
+      <w:r>
+        <w:t>script</w:t>
+      </w:r>
+      <w:proofErr w:type="gramEnd"/>
+      <w:r>
+        <w:t>&gt;</w:t>
+      </w:r>
+    </w:p>
+    <w:p>
+      <w:r>
+        <w:t xml:space="preserve">        </w:t>
+      </w:r>
+      <w:proofErr w:type="gramStart"/>
+      <w:r>
+        <w:t>let</w:t>
+      </w:r>
+      <w:proofErr w:type="gramEnd"/>
+      <w:r>
+        <w:t xml:space="preserve"> saniye = 0; const timerElement = document.getElementById('timer');</w:t>
+      </w:r>
+    </w:p>
+    <w:p>
+      <w:r>
+        <w:t xml:space="preserve">        </w:t>
+      </w:r>
+      <w:proofErr w:type="gramStart"/>
+      <w:r>
+        <w:t>const</w:t>
+      </w:r>
+      <w:proofErr w:type="gramEnd"/>
+      <w:r>
+        <w:t xml:space="preserve"> interval = setInterval(() =&gt; { saniye++; let dk = Math.floor(saniye / 60); let sn = saniye % 60; timerElement.innerText = (dk &lt; 10 ? '0'+</w:t>
+      </w:r>
+      <w:proofErr w:type="gramStart"/>
+      <w:r>
+        <w:t>dk :</w:t>
+      </w:r>
+      <w:proofErr w:type="gramEnd"/>
+      <w:r>
+        <w:t xml:space="preserve"> dk) + ":" + (sn &lt; 10 ? '0'+</w:t>
+      </w:r>
+      <w:proofErr w:type="gramStart"/>
+      <w:r>
+        <w:t>sn :</w:t>
+      </w:r>
+      <w:proofErr w:type="gramEnd"/>
+      <w:r>
+        <w:t xml:space="preserve"> sn); if (saniye &gt;= 300) { clearInterval(interval); alert("Süre Doldu!"); } }, 1000);</w:t>
+      </w:r>
+    </w:p>
+    <w:p>
+      <w:r>
+        <w:t>        // Hover efekti</w:t>
+      </w:r>
+    </w:p>
+    <w:p>
+      <w:r>
+        <w:t xml:space="preserve">        </w:t>
+      </w:r>
+      <w:proofErr w:type="gramStart"/>
+      <w:r>
+        <w:t>document.querySelectorAll</w:t>
+      </w:r>
+      <w:proofErr w:type="gramEnd"/>
+      <w:r>
+        <w:t>('button').forEach(btn =&gt; {</w:t>
+      </w:r>
+    </w:p>
+    <w:p>
+      <w:r>
+        <w:t xml:space="preserve">            </w:t>
+      </w:r>
+      <w:proofErr w:type="gramStart"/>
+      <w:r>
+        <w:t>btn.onmouseover</w:t>
+      </w:r>
+      <w:proofErr w:type="gramEnd"/>
+      <w:r>
+        <w:t xml:space="preserve"> = () =&gt; btn.style.borderColor = '#1a73e8';</w:t>
+      </w:r>
+    </w:p>
+    <w:p>
+      <w:r>
+        <w:t xml:space="preserve">            </w:t>
+      </w:r>
+      <w:proofErr w:type="gramStart"/>
+      <w:r>
+        <w:t>btn.onmouseout</w:t>
+      </w:r>
+      <w:proofErr w:type="gramEnd"/>
+      <w:r>
+        <w:t xml:space="preserve"> = () =&gt; btn.style.borderColor = '#f1f3f4';</w:t>
+      </w:r>
+    </w:p>
+    <w:p>
+      <w:r>
+        <w:t>        });</w:t>
+      </w:r>
+    </w:p>
+    <w:p>
+      <w:r>
+        <w:t>    &lt;/script&gt;`);</w:t>
+      </w:r>
+    </w:p>
+    <w:p>
+      <w:r>
+        <w:t>});</w:t>
+      </w:r>
+    </w:p>
+    <w:p/>
+    <w:p>
+      <w:proofErr w:type="gramStart"/>
+      <w:r>
+        <w:t>app.post(</w:t>
+      </w:r>
+      <w:proofErr w:type="gramEnd"/>
+      <w:r>
+        <w:t>'/cevap', async (req, res) =&gt; {</w:t>
+      </w:r>
+    </w:p>
+    <w:p>
+      <w:r>
+        <w:t xml:space="preserve">    </w:t>
+      </w:r>
+      <w:proofErr w:type="gramStart"/>
+      <w:r>
+        <w:t>const</w:t>
+      </w:r>
+      <w:proofErr w:type="gramEnd"/>
+      <w:r>
+        <w:t xml:space="preserve"> { kullaniciAdi, soruId, secilenIndex, gecenSure } = req.body;</w:t>
+      </w:r>
+    </w:p>
+    <w:p>
+      <w:r>
+        <w:t xml:space="preserve">    </w:t>
+      </w:r>
+      <w:proofErr w:type="gramStart"/>
+      <w:r>
+        <w:t>const</w:t>
+      </w:r>
+      <w:proofErr w:type="gramEnd"/>
+      <w:r>
+        <w:t xml:space="preserve"> s = await Soru.findById(soruId);</w:t>
+      </w:r>
+    </w:p>
+    <w:p>
+      <w:r>
+        <w:t xml:space="preserve">    </w:t>
+      </w:r>
+      <w:proofErr w:type="gramStart"/>
+      <w:r>
+        <w:t>const</w:t>
+      </w:r>
+      <w:proofErr w:type="gramEnd"/>
+      <w:r>
+        <w:t xml:space="preserve"> k = await Kullanici.findOne({ kullaniciAdi });</w:t>
+      </w:r>
+    </w:p>
+    <w:p>
+      <w:r>
+        <w:t xml:space="preserve">    </w:t>
+      </w:r>
+      <w:proofErr w:type="gramStart"/>
+      <w:r>
+        <w:t>if</w:t>
+      </w:r>
+      <w:proofErr w:type="gramEnd"/>
+      <w:r>
+        <w:t xml:space="preserve"> (parseInt(secilenIndex) === s.dogruCevapIndex) k.puan += 10;</w:t>
+      </w:r>
+    </w:p>
+    <w:p>
+      <w:r>
+        <w:t xml:space="preserve">    </w:t>
+      </w:r>
+      <w:proofErr w:type="gramStart"/>
+      <w:r>
+        <w:t>k.toplamSure</w:t>
+      </w:r>
+      <w:proofErr w:type="gramEnd"/>
+      <w:r>
+        <w:t xml:space="preserve"> += parseInt(gecenSure);</w:t>
+      </w:r>
+    </w:p>
+    <w:p>
+      <w:r>
+        <w:t xml:space="preserve">    </w:t>
+      </w:r>
+      <w:proofErr w:type="gramStart"/>
+      <w:r>
+        <w:t>k.cozumSureleri.push</w:t>
+      </w:r>
+      <w:proofErr w:type="gramEnd"/>
+      <w:r>
+        <w:t>({ soruId: soruId, sure: parseInt(gecenSure) });</w:t>
+      </w:r>
+    </w:p>
+    <w:p>
+      <w:r>
+        <w:t xml:space="preserve">    </w:t>
+      </w:r>
+      <w:proofErr w:type="gramStart"/>
+      <w:r>
+        <w:t>k.soruIndex</w:t>
+      </w:r>
+      <w:proofErr w:type="gramEnd"/>
+      <w:r>
+        <w:t xml:space="preserve"> += 1; await k.save();</w:t>
+      </w:r>
+    </w:p>
+    <w:p>
+      <w:r>
+        <w:t xml:space="preserve">    </w:t>
+      </w:r>
+      <w:proofErr w:type="gramStart"/>
+      <w:r>
+        <w:t>res.redirect</w:t>
+      </w:r>
+      <w:proofErr w:type="gramEnd"/>
+      <w:r>
+        <w:t>('/soru/' + kullaniciAdi);</w:t>
+      </w:r>
+    </w:p>
+    <w:p>
+      <w:r>
+        <w:t>});</w:t>
+      </w:r>
+    </w:p>
+    <w:p/>
+    <w:p>
+      <w:proofErr w:type="gramStart"/>
+      <w:r>
+        <w:t>app.get(</w:t>
+      </w:r>
+      <w:proofErr w:type="gramEnd"/>
+      <w:r>
+        <w:t>'/admin', async (req, res) =&gt; {</w:t>
+      </w:r>
+    </w:p>
+    <w:p>
+      <w:r>
+        <w:t xml:space="preserve">    </w:t>
+      </w:r>
+      <w:proofErr w:type="gramStart"/>
+      <w:r>
+        <w:t>const</w:t>
+      </w:r>
+      <w:proofErr w:type="gramEnd"/>
+      <w:r>
+        <w:t xml:space="preserve"> authHeader = req.headers.authorization || '';</w:t>
+      </w:r>
+    </w:p>
+    <w:p>
+      <w:r>
+        <w:t xml:space="preserve">    </w:t>
+      </w:r>
+      <w:proofErr w:type="gramStart"/>
+      <w:r>
+        <w:t>if</w:t>
+      </w:r>
+      <w:proofErr w:type="gramEnd"/>
+      <w:r>
+        <w:t xml:space="preserve"> (!authHeader.startsWith('Basic ')) { res.setHeader('WWW-Authenticate', 'Basic realm="Admin"'); return res.status(401).send('Giriş gerekli!'); }</w:t>
+      </w:r>
+    </w:p>
+    <w:p>
+      <w:r>
+        <w:t xml:space="preserve">    </w:t>
+      </w:r>
+      <w:proofErr w:type="gramStart"/>
+      <w:r>
+        <w:t>const</w:t>
+      </w:r>
+      <w:proofErr w:type="gramEnd"/>
+      <w:r>
+        <w:t xml:space="preserve"> credentials = Buffer.from(authHeader.replace('Basic ', ''), 'base64').toString();</w:t>
+      </w:r>
+    </w:p>
+    <w:p>
+      <w:r>
+        <w:t xml:space="preserve">    </w:t>
+      </w:r>
+      <w:proofErr w:type="gramStart"/>
+      <w:r>
+        <w:t>const</w:t>
+      </w:r>
+      <w:proofErr w:type="gramEnd"/>
+      <w:r>
+        <w:t xml:space="preserve"> [user, pass] = credentials.split(':');</w:t>
+      </w:r>
+    </w:p>
+    <w:p>
+      <w:r>
+        <w:t xml:space="preserve">    </w:t>
+      </w:r>
+      <w:proofErr w:type="gramStart"/>
+      <w:r>
+        <w:t>if</w:t>
+      </w:r>
+      <w:proofErr w:type="gramEnd"/>
+      <w:r>
+        <w:t xml:space="preserve"> (user === (process.env.ADMIN_USER || 'admin') &amp;&amp; pass === (process.env.ADMIN_PASSWORD || '1234')) {</w:t>
+      </w:r>
+    </w:p>
+    <w:p>
+      <w:r>
+        <w:t xml:space="preserve">        </w:t>
+      </w:r>
+      <w:proofErr w:type="gramStart"/>
+      <w:r>
+        <w:t>let</w:t>
+      </w:r>
+      <w:proofErr w:type="gramEnd"/>
+      <w:r>
+        <w:t xml:space="preserve"> editSoru = null; if (req.query.duzenle) editSoru = await Soru.findById(req.query.duzenle);</w:t>
+      </w:r>
+    </w:p>
+    <w:p>
+      <w:r>
+        <w:t xml:space="preserve">        </w:t>
+      </w:r>
+      <w:proofErr w:type="gramStart"/>
+      <w:r>
+        <w:t>const</w:t>
+      </w:r>
+      <w:proofErr w:type="gramEnd"/>
+      <w:r>
+        <w:t xml:space="preserve"> tumSorular = await Soru.find();</w:t>
+      </w:r>
+    </w:p>
+    <w:p>
+      <w:r>
+        <w:t xml:space="preserve">        </w:t>
+      </w:r>
+      <w:proofErr w:type="gramStart"/>
+      <w:r>
+        <w:t>const</w:t>
+      </w:r>
+      <w:proofErr w:type="gramEnd"/>
+      <w:r>
+        <w:t xml:space="preserve"> dersler = ["Matematik", "Türkçe", "Fen Bilimleri", "T.C. İnkılâp Tarihi", "İngilizce", "Din Kültürü"];</w:t>
+      </w:r>
+    </w:p>
+    <w:p>
+      <w:r>
+        <w:t xml:space="preserve">        </w:t>
+      </w:r>
+      <w:proofErr w:type="gramStart"/>
+      <w:r>
+        <w:t>res.send</w:t>
+      </w:r>
+      <w:proofErr w:type="gramEnd"/>
+      <w:r>
+        <w:t>(`</w:t>
+      </w:r>
+    </w:p>
+    <w:p>
+      <w:r>
+        <w:t>        &lt;</w:t>
+      </w:r>
+      <w:proofErr w:type="gramStart"/>
+      <w:r>
+        <w:t>div</w:t>
+      </w:r>
+      <w:proofErr w:type="gramEnd"/>
+      <w:r>
+        <w:t xml:space="preserve"> style="max-width:900px; margin:30px auto; font-family:'Segoe UI',sans-serif; padding:20px; background:#fdfdfd; border-radius:15px; box-shadow:0 10px 30px rgba(0,0,0,0.1);"&gt;</w:t>
       </w:r>
     </w:p>
     <w:p>
       <w:r>
         <w:lastRenderedPageBreak/>
-        <w:t xml:space="preserve">            document.getElementById('gecenSureInput' + index).value = saniye; </w:t>
-      </w:r>
-    </w:p>
-    <w:p>
-      <w:r>
-        <w:t xml:space="preserve">            document.getElementById('form' + index).submit(); </w:t>
-      </w:r>
-    </w:p>
-    <w:p>
-      <w:r>
-        <w:t xml:space="preserve">        }</w:t>
-      </w:r>
-    </w:p>
-    <w:p>
-      <w:r>
-        <w:t xml:space="preserve">    &lt;/script&gt;`);</w:t>
-      </w:r>
-    </w:p>
-    <w:p>
-      <w:r>
-        <w:t>});</w:t>
-      </w:r>
-    </w:p>
-    <w:p/>
-    <w:p>
-      <w:r>
-        <w:t>app.post('/cevap', async (req, res) =&gt; {</w:t>
-      </w:r>
-    </w:p>
-    <w:p>
-      <w:r>
-        <w:t xml:space="preserve">    const { kullaniciAdi, soruId, secilenIndex, gecenSure } = req.body;</w:t>
-      </w:r>
-    </w:p>
-    <w:p>
-      <w:r>
-        <w:t xml:space="preserve">    const s = await Soru.findById(soruId);</w:t>
-      </w:r>
-    </w:p>
-    <w:p>
-      <w:r>
-        <w:t xml:space="preserve">    const k = await Kullanici.findOne({ kullaniciAdi });</w:t>
-      </w:r>
-    </w:p>
-    <w:p>
-      <w:r>
-        <w:t xml:space="preserve">    k.toplamSure += parseInt(gecenSure);</w:t>
-      </w:r>
-    </w:p>
-    <w:p>
-      <w:r>
-        <w:t xml:space="preserve">    k.cozumSureleri.push({ soruId: soruId, sure: parseInt(gecenSure) });</w:t>
-      </w:r>
-    </w:p>
-    <w:p>
-      <w:r>
-        <w:t xml:space="preserve">    if (parseInt(secilenIndex) === s.dogruCevapIndex) k.puan += 10;</w:t>
-      </w:r>
-    </w:p>
-    <w:p>
-      <w:r>
-        <w:t xml:space="preserve">    k.soruIndex += 1; </w:t>
-      </w:r>
-    </w:p>
-    <w:p>
-      <w:r>
-        <w:t xml:space="preserve">    await k.save();</w:t>
-      </w:r>
-    </w:p>
-    <w:p>
-      <w:r>
-        <w:t xml:space="preserve">    res.redirect('/soru/' + kullaniciAdi);</w:t>
-      </w:r>
-    </w:p>
-    <w:p>
-      <w:r>
-        <w:t>});</w:t>
-      </w:r>
-    </w:p>
-    <w:p/>
-    <w:p>
-      <w:r>
-        <w:t>// 4. ADMIN PANELİ</w:t>
-      </w:r>
-    </w:p>
-    <w:p>
-      <w:r>
-        <w:t>app.get('/admin', async (req, res) =&gt; {</w:t>
-      </w:r>
-    </w:p>
-    <w:p>
-      <w:r>
-        <w:t xml:space="preserve">    const authHeader = req.headers.authorization || '';</w:t>
-      </w:r>
-    </w:p>
-    <w:p>
-      <w:r>
-        <w:t xml:space="preserve">    if (!authHeader.startsWith('Basic ')) {</w:t>
-      </w:r>
-    </w:p>
-    <w:p>
-      <w:r>
-        <w:t xml:space="preserve">        res.setHeader('WWW-Authenticate', 'Basic realm="Admin"');</w:t>
-      </w:r>
-    </w:p>
-    <w:p>
-      <w:r>
-        <w:t xml:space="preserve">        return res.status(401).send('Giriş gerekli!');</w:t>
-      </w:r>
-    </w:p>
-    <w:p>
-      <w:r>
-        <w:t xml:space="preserve">    }</w:t>
-      </w:r>
-    </w:p>
-    <w:p>
-      <w:r>
-        <w:t xml:space="preserve">    const credentials = Buffer.from(authHeader.replace('Basic ', ''), 'base64').toString();</w:t>
-      </w:r>
-    </w:p>
-    <w:p>
-      <w:r>
-        <w:t xml:space="preserve">    const [user, pass] = credentials.split(':');</w:t>
-      </w:r>
-    </w:p>
-    <w:p/>
-    <w:p>
-      <w:r>
-        <w:lastRenderedPageBreak/>
-        <w:t xml:space="preserve">    if (user === (process.env.ADMIN_USER || 'admin').trim() &amp;&amp; pass === (process.env.ADMIN_PASSWORD || '1234').trim()) {</w:t>
-      </w:r>
-    </w:p>
-    <w:p>
-      <w:r>
-        <w:t xml:space="preserve">        let editSoru = null;</w:t>
-      </w:r>
-    </w:p>
-    <w:p>
-      <w:r>
-        <w:t xml:space="preserve">        if (req.query.duzenle) editSoru = await Soru.findById(req.query.duzenle);</w:t>
-      </w:r>
-    </w:p>
-    <w:p>
-      <w:r>
-        <w:t xml:space="preserve">        const tumSorular = await Soru.find();</w:t>
-      </w:r>
-    </w:p>
-    <w:p>
-      <w:r>
-        <w:t xml:space="preserve">        res.send(`</w:t>
-      </w:r>
-    </w:p>
-    <w:p>
-      <w:r>
-        <w:t xml:space="preserve">        &lt;div style="max-width:800px; margin:auto; font-family:sans-serif; padding:20px;"&gt;</w:t>
-      </w:r>
-    </w:p>
-    <w:p>
-      <w:r>
-        <w:t xml:space="preserve">            &lt;h2&gt;</w:t>
+        <w:t>            &lt;</w:t>
+      </w:r>
+      <w:proofErr w:type="gramStart"/>
+      <w:r>
+        <w:t>div</w:t>
+      </w:r>
+      <w:proofErr w:type="gramEnd"/>
+      <w:r>
+        <w:t xml:space="preserve"> style="display:flex; justify-content:space-between; align-items:center; margin-bottom:30px; border-bottom:2px solid #eee; padding-bottom:15px;"&gt;</w:t>
+      </w:r>
+    </w:p>
+    <w:p>
+      <w:r>
+        <w:t>                &lt;</w:t>
+      </w:r>
+      <w:proofErr w:type="gramStart"/>
+      <w:r>
+        <w:t>h</w:t>
+      </w:r>
+      <w:proofErr w:type="gramEnd"/>
+      <w:r>
+        <w:t>2 style="color:#202124; margin:0;"&gt;</w:t>
       </w:r>
       <w:r>
         <w:rPr>
@@ -927,171 +1848,620 @@
         <w:t>🛠️</w:t>
       </w:r>
       <w:r>
-        <w:t xml:space="preserve"> Admin Paneli&lt;/h2&gt;</w:t>
-      </w:r>
-    </w:p>
-    <w:p>
-      <w:r>
-        <w:t xml:space="preserve">            &lt;form action="${editSoru ? '/soru-guncelle' : '/soru-ekle'}" method="POST" style="background:#f9f9f9; padding:20px; border:1px solid #ddd;"&gt;</w:t>
-      </w:r>
-    </w:p>
-    <w:p>
-      <w:r>
-        <w:t xml:space="preserve">                ${editSoru ? `&lt;input type="hidden" name="id" value="${editSoru._id}"&gt;` : ''}</w:t>
-      </w:r>
-    </w:p>
-    <w:p>
-      <w:r>
-        <w:t xml:space="preserve">                &lt;input name="konu" placeholder="Konu" value="${editSoru ? editSoru.konu : ''}" style="width:48%;"&gt;</w:t>
-      </w:r>
-    </w:p>
-    <w:p>
-      <w:r>
-        <w:t xml:space="preserve">                &lt;select name="ders" style="width:48%; padding:5px;"&gt;</w:t>
-      </w:r>
-    </w:p>
-    <w:p>
-      <w:r>
-        <w:t xml:space="preserve">                    &lt;option&gt;Matematik&lt;/option&gt;&lt;option&gt;Türkçe&lt;/option&gt;&lt;option&gt;Fen Bilimleri&lt;/option&gt;</w:t>
-      </w:r>
-    </w:p>
-    <w:p>
-      <w:r>
-        <w:t xml:space="preserve">                &lt;/select&gt;&lt;br&gt;&lt;br&gt;</w:t>
-      </w:r>
-    </w:p>
-    <w:p>
-      <w:r>
-        <w:t xml:space="preserve">                &lt;textarea name="soruMetni" placeholder="Soru Metni" style="width:98%;" required&gt;${editSoru ? editSoru.soruMetni : ''}&lt;/textarea&gt;&lt;br&gt;&lt;br&gt;</w:t>
-      </w:r>
-    </w:p>
-    <w:p>
-      <w:r>
-        <w:t xml:space="preserve">                ${[0,1,2,3].map(i =&gt; `Şık ${i+1}: &lt;input name="metin${i}" value="${editSoru ? editSoru.secenekler[i].metin : ''}"&gt; &lt;input type="radio" name="dogruCevap" value="${i}" ${editSoru &amp;&amp; editSoru.dogruCevapIndex === i ? 'checked' : ''} required&gt;&lt;br&gt;`).join('')}</w:t>
-      </w:r>
-    </w:p>
-    <w:p>
-      <w:r>
-        <w:t xml:space="preserve">                &lt;br&gt;&lt;button style="padding:10px 20px; background:green; color:white; border:none;"&gt;KAYDET&lt;/button&gt;</w:t>
-      </w:r>
-    </w:p>
-    <w:p>
-      <w:r>
-        <w:t xml:space="preserve">            &lt;/form&gt;</w:t>
-      </w:r>
-    </w:p>
-    <w:p>
-      <w:r>
-        <w:t xml:space="preserve">            &lt;hr&gt;</w:t>
-      </w:r>
-    </w:p>
-    <w:p>
-      <w:r>
-        <w:t xml:space="preserve">            ${tumSorular.map((s, i) =&gt; `&lt;div&gt;${i+1}. ${s.soruMetni.substring(0,30)}... &lt;a href="/admin?duzenle=${s._id}"&gt;Düzenle&lt;/a&gt;&lt;/div&gt;`).join('')}</w:t>
-      </w:r>
-    </w:p>
-    <w:p>
-      <w:r>
-        <w:t xml:space="preserve">        &lt;/div&gt;`);</w:t>
-      </w:r>
-    </w:p>
-    <w:p>
-      <w:r>
-        <w:t xml:space="preserve">    } else { res.setHeader('WWW-Authenticate', 'Basic realm="Admin"'); res.status(401).send('Yetkisiz!'); }</w:t>
+        <w:t xml:space="preserve"> Admin Kontrol Paneli&lt;/h2&gt;</w:t>
+      </w:r>
+    </w:p>
+    <w:p>
+      <w:r>
+        <w:t>                &lt;</w:t>
+      </w:r>
+      <w:proofErr w:type="gramStart"/>
+      <w:r>
+        <w:t>button</w:t>
+      </w:r>
+      <w:proofErr w:type="gramEnd"/>
+      <w:r>
+        <w:t xml:space="preserve"> onclick="document.getElementById('formAlan').style.display='block'" style="background:#1a73e8; color:white; padding:12px 25px; border:none; border-radius:8px; cursor:pointer; font-weight:bold; box-shadow:0 4px 6px rgba(26,115,232,0.2);"&gt;SORULAR&lt;/button&gt;</w:t>
+      </w:r>
+    </w:p>
+    <w:p>
+      <w:r>
+        <w:t>            &lt;/div&gt;</w:t>
+      </w:r>
+    </w:p>
+    <w:p>
+      <w:r>
+        <w:t xml:space="preserve">            </w:t>
+      </w:r>
+    </w:p>
+    <w:p>
+      <w:r>
+        <w:t>            &lt;</w:t>
+      </w:r>
+      <w:proofErr w:type="gramStart"/>
+      <w:r>
+        <w:t>div</w:t>
+      </w:r>
+      <w:proofErr w:type="gramEnd"/>
+      <w:r>
+        <w:t xml:space="preserve"> id="formAlan" style="display:${editSoru ? 'block</w:t>
+      </w:r>
+      <w:proofErr w:type="gramStart"/>
+      <w:r>
+        <w:t>' :</w:t>
+      </w:r>
+      <w:proofErr w:type="gramEnd"/>
+      <w:r>
+        <w:t xml:space="preserve"> 'none'}; background:#fff; padding:25px; border:1px solid #e0e0e0; border-radius:12px; margin-bottom:30px; box-shadow:0 4px 12px rgba(0,0,0,0.05);"&gt;</w:t>
+      </w:r>
+    </w:p>
+    <w:p>
+      <w:r>
+        <w:t>                &lt;</w:t>
+      </w:r>
+      <w:proofErr w:type="gramStart"/>
+      <w:r>
+        <w:t>h</w:t>
+      </w:r>
+      <w:proofErr w:type="gramEnd"/>
+      <w:r>
+        <w:t>3 style="margin-top:0; color:#3c4043;"&gt;${editSoru ? 'Soru Düzenle</w:t>
+      </w:r>
+      <w:proofErr w:type="gramStart"/>
+      <w:r>
+        <w:t>' :</w:t>
+      </w:r>
+      <w:proofErr w:type="gramEnd"/>
+      <w:r>
+        <w:t xml:space="preserve"> 'Yeni Soru Ekle'}&lt;/h3&gt;</w:t>
+      </w:r>
+    </w:p>
+    <w:p>
+      <w:r>
+        <w:t>                &lt;</w:t>
+      </w:r>
+      <w:proofErr w:type="gramStart"/>
+      <w:r>
+        <w:t>form</w:t>
+      </w:r>
+      <w:proofErr w:type="gramEnd"/>
+      <w:r>
+        <w:t xml:space="preserve"> action="${editSoru ? '/soru-guncelle</w:t>
+      </w:r>
+      <w:proofErr w:type="gramStart"/>
+      <w:r>
+        <w:t>' :</w:t>
+      </w:r>
+      <w:proofErr w:type="gramEnd"/>
+      <w:r>
+        <w:t xml:space="preserve"> '/soru-ekle'}" method="POST"&gt;</w:t>
+      </w:r>
+    </w:p>
+    <w:p>
+      <w:r>
+        <w:t>                    ${</w:t>
+      </w:r>
+      <w:proofErr w:type="gramStart"/>
+      <w:r>
+        <w:t>editSoru ?</w:t>
+      </w:r>
+      <w:proofErr w:type="gramEnd"/>
+      <w:r>
+        <w:t xml:space="preserve"> `&lt;input type="hidden" name="id" value="${</w:t>
+      </w:r>
+      <w:proofErr w:type="gramStart"/>
+      <w:r>
+        <w:t>editSoru._</w:t>
+      </w:r>
+      <w:proofErr w:type="gramEnd"/>
+      <w:r>
+        <w:t>id}"&gt;` : ''}</w:t>
+      </w:r>
+    </w:p>
+    <w:p>
+      <w:r>
+        <w:t>                    &lt;</w:t>
+      </w:r>
+      <w:proofErr w:type="gramStart"/>
+      <w:r>
+        <w:t>div</w:t>
+      </w:r>
+      <w:proofErr w:type="gramEnd"/>
+      <w:r>
+        <w:t xml:space="preserve"> style="display:grid; grid-template-columns:1fr 1fr; gap:15px; margin-bottom:15px;"&gt;</w:t>
+      </w:r>
+    </w:p>
+    <w:p>
+      <w:r>
+        <w:t>                        &lt;</w:t>
+      </w:r>
+      <w:proofErr w:type="gramStart"/>
+      <w:r>
+        <w:t>div</w:t>
+      </w:r>
+      <w:proofErr w:type="gramEnd"/>
+      <w:r>
+        <w:t>&gt;Sınıf: &lt;select name="sinif" style="width:100%; padding:8px; border-radius:5px;"&gt;${[1,2,3,4,5,6,7,8,9,10,11,12].map(s =&gt; `&lt;option value="${s}" ${(editSoru ? editSoru.sinif == s : s == 8) ? 'selected</w:t>
+      </w:r>
+      <w:proofErr w:type="gramStart"/>
+      <w:r>
+        <w:t>' :</w:t>
+      </w:r>
+      <w:proofErr w:type="gramEnd"/>
+      <w:r>
+        <w:t xml:space="preserve"> ''}&gt;${s}. Sınıf&lt;/option&gt;`</w:t>
+      </w:r>
+      <w:proofErr w:type="gramStart"/>
+      <w:r>
+        <w:t>).join</w:t>
+      </w:r>
+      <w:proofErr w:type="gramEnd"/>
+      <w:r>
+        <w:t>('')}&lt;/select&gt;&lt;/div&gt;</w:t>
+      </w:r>
+    </w:p>
+    <w:p>
+      <w:r>
+        <w:t>                        &lt;</w:t>
+      </w:r>
+      <w:proofErr w:type="gramStart"/>
+      <w:r>
+        <w:t>div</w:t>
+      </w:r>
+      <w:proofErr w:type="gramEnd"/>
+      <w:r>
+        <w:t>&gt;Ders: &lt;select name="ders" style="width:100%; padding:8px; border-radius:5px;"&gt;${dersler.map(d =&gt; `&lt;option value="${d}" ${(editSoru ? editSoru.ders === d : d === "Matematik") ? 'selected</w:t>
+      </w:r>
+      <w:proofErr w:type="gramStart"/>
+      <w:r>
+        <w:t>' :</w:t>
+      </w:r>
+      <w:proofErr w:type="gramEnd"/>
+      <w:r>
+        <w:t xml:space="preserve"> ''}&gt;${d}&lt;/option&gt;`).join('')}&lt;/select&gt;&lt;/div&gt;</w:t>
+      </w:r>
+    </w:p>
+    <w:p>
+      <w:r>
+        <w:t>                    &lt;/div&gt;</w:t>
+      </w:r>
+    </w:p>
+    <w:p>
+      <w:r>
+        <w:t>                    &lt;</w:t>
+      </w:r>
+      <w:proofErr w:type="gramStart"/>
+      <w:r>
+        <w:t>input</w:t>
+      </w:r>
+      <w:proofErr w:type="gramEnd"/>
+      <w:r>
+        <w:t xml:space="preserve"> name="konu" placeholder="Konu Başlığı" value="${editSoru ? editSoru.konu : ''}" style="width:98%; padding:10px; margin-bottom:15px; border:1px solid #ddd; border-radius:5px;"&gt;</w:t>
+      </w:r>
+    </w:p>
+    <w:p>
+      <w:r>
+        <w:t>                    &lt;</w:t>
+      </w:r>
+      <w:proofErr w:type="gramStart"/>
+      <w:r>
+        <w:t>textarea</w:t>
+      </w:r>
+      <w:proofErr w:type="gramEnd"/>
+      <w:r>
+        <w:t xml:space="preserve"> name="soruOnculu" placeholder="Soru Öncülü (Opsiyonel)" style="width:98%; height:60px; padding:10px; margin-bottom:15px; border:1px solid #ddd; border-radius:5px;"&gt;${editSoru ? editSoru.soruOnculu : ''}&lt;/textarea&gt;</w:t>
+      </w:r>
+    </w:p>
+    <w:p>
+      <w:r>
+        <w:t>                    &lt;</w:t>
+      </w:r>
+      <w:proofErr w:type="gramStart"/>
+      <w:r>
+        <w:t>input</w:t>
+      </w:r>
+      <w:proofErr w:type="gramEnd"/>
+      <w:r>
+        <w:t xml:space="preserve"> name="soruResmi" placeholder="Soru Görsel URL (Opsiyonel)" value="${editSoru ? editSoru.soruResmi : ''}" style="width:98%; padding:10px; margin-bottom:15px; border:1px solid #ddd; border-radius:5px;"&gt;</w:t>
       </w:r>
     </w:p>
     <w:p>
       <w:r>
         <w:lastRenderedPageBreak/>
+        <w:t>                    &lt;</w:t>
+      </w:r>
+      <w:proofErr w:type="gramStart"/>
+      <w:r>
+        <w:t>textarea</w:t>
+      </w:r>
+      <w:proofErr w:type="gramEnd"/>
+      <w:r>
+        <w:t xml:space="preserve"> name="soruMetni" placeholder="Soru Metni" style="width:98%; height:80px; padding:10px; margin-bottom:20px; border:1px solid #ddd; border-radius:5px;" required&gt;${editSoru ? editSoru.soruMetni : ''}&lt;/textarea&gt;</w:t>
+      </w:r>
+    </w:p>
+    <w:p>
+      <w:r>
+        <w:t xml:space="preserve">                    </w:t>
+      </w:r>
+    </w:p>
+    <w:p>
+      <w:r>
+        <w:t>                    &lt;</w:t>
+      </w:r>
+      <w:proofErr w:type="gramStart"/>
+      <w:r>
+        <w:t>div</w:t>
+      </w:r>
+      <w:proofErr w:type="gramEnd"/>
+      <w:r>
+        <w:t xml:space="preserve"> style="background:#f8f9fa; padding:15px; border-radius:10px; margin-bottom:20px;"&gt;</w:t>
+      </w:r>
+    </w:p>
+    <w:p>
+      <w:r>
+        <w:t>                        &lt;</w:t>
+      </w:r>
+      <w:proofErr w:type="gramStart"/>
+      <w:r>
+        <w:t>p</w:t>
+      </w:r>
+      <w:proofErr w:type="gramEnd"/>
+      <w:r>
+        <w:t xml:space="preserve"> style="margin:0 0 10px 0; font-weight:bold; color:#5f6368;"&gt;Seçenekler ve Doğru Cevap&lt;/p&gt;</w:t>
+      </w:r>
+    </w:p>
+    <w:p>
+      <w:r>
+        <w:t>                        ${[0,1,2,3</w:t>
+      </w:r>
+      <w:proofErr w:type="gramStart"/>
+      <w:r>
+        <w:t>].map</w:t>
+      </w:r>
+      <w:proofErr w:type="gramEnd"/>
+      <w:r>
+        <w:t>(i =&gt; `</w:t>
+      </w:r>
+    </w:p>
+    <w:p>
+      <w:r>
+        <w:t>                        &lt;</w:t>
+      </w:r>
+      <w:proofErr w:type="gramStart"/>
+      <w:r>
+        <w:t>div</w:t>
+      </w:r>
+      <w:proofErr w:type="gramEnd"/>
+      <w:r>
+        <w:t xml:space="preserve"> style="display:flex; align-items:center; gap:10px; margin-bottom:8px;"&gt;</w:t>
+      </w:r>
+    </w:p>
+    <w:p>
+      <w:r>
+        <w:t>                            &lt;</w:t>
+      </w:r>
+      <w:proofErr w:type="gramStart"/>
+      <w:r>
+        <w:t>b</w:t>
+      </w:r>
+      <w:proofErr w:type="gramEnd"/>
+      <w:r>
+        <w:t>&gt;${String.fromCharCode(65+i)}:&lt;/b&gt;</w:t>
+      </w:r>
+    </w:p>
+    <w:p>
+      <w:r>
+        <w:t>                            &lt;</w:t>
+      </w:r>
+      <w:proofErr w:type="gramStart"/>
+      <w:r>
+        <w:t>input</w:t>
+      </w:r>
+      <w:proofErr w:type="gramEnd"/>
+      <w:r>
+        <w:t xml:space="preserve"> name="metin${i}" placeholder="Şık Metni" value="${editSoru ? editSoru.secenekler[i].metin : ''}" style="flex:2; padding:8px; border:1px solid #ddd; border-radius:4px;"&gt;</w:t>
+      </w:r>
+    </w:p>
+    <w:p>
+      <w:r>
+        <w:t>                            &lt;</w:t>
+      </w:r>
+      <w:proofErr w:type="gramStart"/>
+      <w:r>
+        <w:t>input</w:t>
+      </w:r>
+      <w:proofErr w:type="gramEnd"/>
+      <w:r>
+        <w:t xml:space="preserve"> name="gorsel${i}" placeholder="Şık Görsel URL" value="${editSoru ? editSoru.secenekler[i].gorsel : ''}" style="flex:1; padding:8px; border:1px solid #ddd; border-radius:4px;"&gt;</w:t>
+      </w:r>
+    </w:p>
+    <w:p>
+      <w:r>
+        <w:t>                            &lt;</w:t>
+      </w:r>
+      <w:proofErr w:type="gramStart"/>
+      <w:r>
+        <w:t>input</w:t>
+      </w:r>
+      <w:proofErr w:type="gramEnd"/>
+      <w:r>
+        <w:t xml:space="preserve"> type="radio" name="dogruCevap" value="${i}" ${editSoru &amp;&amp; editSoru.dogruCevapIndex === i ? 'checked</w:t>
+      </w:r>
+      <w:proofErr w:type="gramStart"/>
+      <w:r>
+        <w:t>' :</w:t>
+      </w:r>
+      <w:proofErr w:type="gramEnd"/>
+      <w:r>
+        <w:t xml:space="preserve"> ''} required title="Doğru Cevap"&gt;</w:t>
+      </w:r>
+    </w:p>
+    <w:p>
+      <w:r>
+        <w:t>                        &lt;/div&gt;`</w:t>
+      </w:r>
+      <w:proofErr w:type="gramStart"/>
+      <w:r>
+        <w:t>).join</w:t>
+      </w:r>
+      <w:proofErr w:type="gramEnd"/>
+      <w:r>
+        <w:t>('')}</w:t>
+      </w:r>
+    </w:p>
+    <w:p>
+      <w:r>
+        <w:t>                    &lt;/div&gt;</w:t>
+      </w:r>
+    </w:p>
+    <w:p>
+      <w:r>
+        <w:t xml:space="preserve">                    </w:t>
+      </w:r>
+    </w:p>
+    <w:p>
+      <w:r>
+        <w:t>                    &lt;</w:t>
+      </w:r>
+      <w:proofErr w:type="gramStart"/>
+      <w:r>
+        <w:t>button</w:t>
+      </w:r>
+      <w:proofErr w:type="gramEnd"/>
+      <w:r>
+        <w:t xml:space="preserve"> style="background:#34a853; color:white; padding:12px 30px; border:none; border-radius:8px; cursor:pointer; font-weight:bold;"&gt;${editSoru ? 'GÜNCELLEMEYİ KAYDET</w:t>
+      </w:r>
+      <w:proofErr w:type="gramStart"/>
+      <w:r>
+        <w:t>' :</w:t>
+      </w:r>
+      <w:proofErr w:type="gramEnd"/>
+      <w:r>
+        <w:t xml:space="preserve"> 'SORUYU YAYINLA'}&lt;/button&gt;</w:t>
+      </w:r>
+    </w:p>
+    <w:p>
+      <w:r>
+        <w:t>                    &lt;</w:t>
+      </w:r>
+      <w:proofErr w:type="gramStart"/>
+      <w:r>
+        <w:t>button</w:t>
+      </w:r>
+      <w:proofErr w:type="gramEnd"/>
+      <w:r>
+        <w:t xml:space="preserve"> type="button" onclick="document.getElementById('formAlan').style.display='none'" style="background:#5f6368; color:white; padding:12px 20px; border:none; border-radius:8px; cursor:pointer; margin-left:10px;"&gt;KAPAT&lt;/button&gt;</w:t>
+      </w:r>
+    </w:p>
+    <w:p>
+      <w:r>
+        <w:t>                &lt;/form&gt;</w:t>
+      </w:r>
+    </w:p>
+    <w:p>
+      <w:r>
+        <w:t xml:space="preserve">                </w:t>
+      </w:r>
+    </w:p>
+    <w:p>
+      <w:r>
+        <w:t>                &lt;</w:t>
+      </w:r>
+      <w:proofErr w:type="gramStart"/>
+      <w:r>
+        <w:t>hr</w:t>
+      </w:r>
+      <w:proofErr w:type="gramEnd"/>
+      <w:r>
+        <w:t xml:space="preserve"> style="margin:30px 0; border:0; border-top:1px solid #eee;"&gt;</w:t>
+      </w:r>
+    </w:p>
+    <w:p>
+      <w:r>
+        <w:lastRenderedPageBreak/>
+        <w:t>                &lt;</w:t>
+      </w:r>
+      <w:proofErr w:type="gramStart"/>
+      <w:r>
+        <w:t>h</w:t>
+      </w:r>
+      <w:proofErr w:type="gramEnd"/>
+      <w:r>
+        <w:t>3 style="color:#3c4043;"&gt;Kayıtlı Sorular&lt;/h3&gt;</w:t>
+      </w:r>
+    </w:p>
+    <w:p>
+      <w:r>
+        <w:t>                &lt;</w:t>
+      </w:r>
+      <w:proofErr w:type="gramStart"/>
+      <w:r>
+        <w:t>div</w:t>
+      </w:r>
+      <w:proofErr w:type="gramEnd"/>
+      <w:r>
+        <w:t xml:space="preserve"> style="display:grid; gap:10px;"&gt;</w:t>
+      </w:r>
+    </w:p>
+    <w:p>
+      <w:r>
+        <w:t>                ${</w:t>
+      </w:r>
+      <w:proofErr w:type="gramStart"/>
+      <w:r>
+        <w:t>tumSorular.map(</w:t>
+      </w:r>
+      <w:proofErr w:type="gramEnd"/>
+      <w:r>
+        <w:t>(s, i) =&gt; `</w:t>
+      </w:r>
+    </w:p>
+    <w:p>
+      <w:r>
+        <w:t>                    &lt;</w:t>
+      </w:r>
+      <w:proofErr w:type="gramStart"/>
+      <w:r>
+        <w:t>div</w:t>
+      </w:r>
+      <w:proofErr w:type="gramEnd"/>
+      <w:r>
+        <w:t xml:space="preserve"> style="padding:15px; background:#fff; border:1px solid #eee; border-radius:8px; display:flex; justify-content:space-between; align-items:center; transition:background 0.2s;"&gt;</w:t>
+      </w:r>
+    </w:p>
+    <w:p>
+      <w:r>
+        <w:t>                        &lt;</w:t>
+      </w:r>
+      <w:proofErr w:type="gramStart"/>
+      <w:r>
+        <w:t>span</w:t>
+      </w:r>
+      <w:proofErr w:type="gramEnd"/>
+      <w:r>
+        <w:t xml:space="preserve"> style="color:#202124;"&gt;&lt;b&gt;${i+1}.&lt;/b&gt; ${s.soruMetni.substring(0,50)}... &lt;small style="color:#1a73e8; margin-left:10px;"&gt;[${s.ders}]&lt;/small&gt;&lt;/span&gt;</w:t>
+      </w:r>
+    </w:p>
+    <w:p>
+      <w:r>
+        <w:t>                        &lt;</w:t>
+      </w:r>
+      <w:proofErr w:type="gramStart"/>
+      <w:r>
+        <w:t>div</w:t>
+      </w:r>
+      <w:proofErr w:type="gramEnd"/>
+      <w:r>
+        <w:t xml:space="preserve"> style="display:flex; gap:10px;"&gt;</w:t>
+      </w:r>
+    </w:p>
+    <w:p>
+      <w:r>
+        <w:t>                            &lt;</w:t>
+      </w:r>
+      <w:proofErr w:type="gramStart"/>
+      <w:r>
+        <w:t>a</w:t>
+      </w:r>
+      <w:proofErr w:type="gramEnd"/>
+      <w:r>
+        <w:t xml:space="preserve"> href="/admin?duzenle=${s._id}" style="text-decoration:none; color:#1a73e8; font-weight:bold; font-size:14px; padding:5px 10px; border:1px solid #1a73e8; border-radius:4px;"&gt;DÜZENLE&lt;/a&gt;</w:t>
+      </w:r>
+    </w:p>
+    <w:p>
+      <w:r>
+        <w:t>                            &lt;</w:t>
+      </w:r>
+      <w:proofErr w:type="gramStart"/>
+      <w:r>
+        <w:t>form</w:t>
+      </w:r>
+      <w:proofErr w:type="gramEnd"/>
+      <w:r>
+        <w:t xml:space="preserve"> action="/soru-sil" method="POST" style="display:inline;"&gt;&lt;input type="hidden" name="id" value="${s._id}"&gt;&lt;button style="background:none; border:1px solid #d93025; color:#d93025; cursor:pointer; padding:5px 10px; border-radius:4px; font-weight:bold; font-size:14px;"&gt;SİL&lt;/button&gt;&lt;/form&gt;</w:t>
+      </w:r>
+    </w:p>
+    <w:p>
+      <w:r>
+        <w:t>                        &lt;/div&gt;</w:t>
+      </w:r>
+    </w:p>
+    <w:p>
+      <w:r>
+        <w:t>                    &lt;/div&gt;`</w:t>
+      </w:r>
+      <w:proofErr w:type="gramStart"/>
+      <w:r>
+        <w:t>).join</w:t>
+      </w:r>
+      <w:proofErr w:type="gramEnd"/>
+      <w:r>
+        <w:t>('')}</w:t>
+      </w:r>
+    </w:p>
+    <w:p>
+      <w:r>
+        <w:t>                &lt;/div&gt;</w:t>
+      </w:r>
+    </w:p>
+    <w:p>
+      <w:r>
+        <w:t>            &lt;/div&gt;</w:t>
+      </w:r>
+    </w:p>
+    <w:p>
+      <w:r>
+        <w:t>        &lt;/div&gt;`);</w:t>
+      </w:r>
+    </w:p>
+    <w:p>
+      <w:r>
+        <w:t xml:space="preserve">    } else </w:t>
+      </w:r>
+      <w:proofErr w:type="gramStart"/>
+      <w:r>
+        <w:t>{ res</w:t>
+      </w:r>
+      <w:proofErr w:type="gramEnd"/>
+      <w:r>
+        <w:t>.status(401).send('Yetkisiz!'); }</w:t>
+      </w:r>
+    </w:p>
+    <w:p>
+      <w:r>
         <w:t>});</w:t>
       </w:r>
     </w:p>
     <w:p/>
     <w:p>
       <w:r>
-        <w:t>app.post('/soru-ekle', async (req, res) =&gt; {</w:t>
-      </w:r>
-    </w:p>
-    <w:p>
-      <w:r>
-        <w:t xml:space="preserve">    await new Soru({</w:t>
-      </w:r>
-    </w:p>
-    <w:p>
-      <w:r>
-        <w:t xml:space="preserve">        ders: req.body.ders, konu: req.body.konu, soruMetni: req.body.soruMetni,</w:t>
-      </w:r>
-    </w:p>
-    <w:p>
-      <w:r>
-        <w:t xml:space="preserve">        secenekler: [{ metin: req.body.metin0 }, { metin: req.body.metin1 }, { metin: req.body.metin2 }, { metin: req.body.metin3 }],</w:t>
-      </w:r>
-    </w:p>
-    <w:p>
-      <w:r>
-        <w:t xml:space="preserve">        dogruCevapIndex: parseInt(req.body.dogruCevap)</w:t>
-      </w:r>
-    </w:p>
-    <w:p>
-      <w:r>
-        <w:t xml:space="preserve">    }).save();</w:t>
-      </w:r>
-    </w:p>
-    <w:p>
-      <w:r>
-        <w:t xml:space="preserve">    res.redirect('/admin');</w:t>
-      </w:r>
-    </w:p>
-    <w:p>
-      <w:r>
-        <w:t>});</w:t>
-      </w:r>
-    </w:p>
-    <w:p/>
-    <w:p>
-      <w:r>
-        <w:t>app.post('/soru-guncelle', async (req, res) =&gt; {</w:t>
-      </w:r>
-    </w:p>
-    <w:p>
-      <w:r>
-        <w:t xml:space="preserve">    await Soru.findByIdAndUpdate(req.body.id, {</w:t>
-      </w:r>
-    </w:p>
-    <w:p>
-      <w:r>
-        <w:t xml:space="preserve">        soruMetni: req.body.soruMetni,</w:t>
-      </w:r>
-    </w:p>
-    <w:p>
-      <w:r>
-        <w:t xml:space="preserve">        secenekler: [{ metin: req.body.metin0 }, { metin: req.body.metin1 }, { metin: req.body.metin2 }, { metin: req.body.metin3 }],</w:t>
-      </w:r>
-    </w:p>
-    <w:p>
-      <w:r>
-        <w:t xml:space="preserve">        dogruCevapIndex: parseInt(req.body.dogruCevap)</w:t>
-      </w:r>
-    </w:p>
-    <w:p>
-      <w:r>
-        <w:t xml:space="preserve">    });</w:t>
-      </w:r>
-    </w:p>
-    <w:p>
-      <w:r>
-        <w:t xml:space="preserve">    res.redirect('/admin');</w:t>
-      </w:r>
-    </w:p>
-    <w:p>
-      <w:r>
-        <w:t>});</w:t>
-      </w:r>
-    </w:p>
-    <w:p/>
-    <w:p>
-      <w:r>
-        <w:t>app.listen(PORT, '0.0.0.0', () =&gt; console.log(`</w:t>
+        <w:t>app.post('/soru-ekle', async (req, res) =&gt; { await new Soru({ sinif: req.body.sinif, ders: req.body.ders, konu: req.body.konu, soruOnculu: req.body.soruOnculu, soruResmi: req.body.soruResmi, soruMetni: req.body.soruMetni, secenekler: [{ metin: req.body.metin0, gorsel: req.body.gorsel0 }, { metin: req.body.metin1, gorsel: req.body.gorsel1 }, { metin: req.body.metin2, gorsel: req.body.gorsel2 }, { metin: req.body.metin3, gorsel: req.body.gorsel3 }], dogruCevapIndex: parseInt(req.body.dogruCevap) }).save(); res.redirect('/admin'); });</w:t>
+      </w:r>
+    </w:p>
+    <w:p>
+      <w:r>
+        <w:lastRenderedPageBreak/>
+        <w:t>app.post('/soru-guncelle', async (req, res) =&gt; { await Soru.findByIdAndUpdate(req.body.id, { sinif: req.body.sinif, ders: req.body.ders, konu: req.body.konu, soruOnculu: req.body.soruOnculu, soruResmi: req.body.soruResmi, soruMetni: req.body.soruMetni, secenekler: [{ metin: req.body.metin0, gorsel: req.body.gorsel0 }, { metin: req.body.metin1, gorsel: req.body.gorsel1 }, { metin: req.body.metin2, gorsel: req.body.gorsel2 }, { metin: req.body.metin3, gorsel: req.body.gorsel3 }], dogruCevapIndex: parseInt(req.body.dogruCevap) }); res.redirect('/admin'); });</w:t>
+      </w:r>
+    </w:p>
+    <w:p>
+      <w:proofErr w:type="gramStart"/>
+      <w:r>
+        <w:t>app.post(</w:t>
+      </w:r>
+      <w:proofErr w:type="gramEnd"/>
+      <w:r>
+        <w:t>'/soru-sil', async (req, res) =&gt; { await Soru.findByIdAndDelete(req.body.id); res.redirect('/admin'); });</w:t>
+      </w:r>
+    </w:p>
+    <w:p>
+      <w:proofErr w:type="gramStart"/>
+      <w:r>
+        <w:t>app.listen</w:t>
+      </w:r>
+      <w:proofErr w:type="gramEnd"/>
+      <w:r>
+        <w:t>(PORT, '0.0.0.0', () =&gt; console.log(`</w:t>
       </w:r>
       <w:r>
         <w:rPr>
@@ -1103,6 +2473,8 @@
         <w:t xml:space="preserve"> Sunucu aktif: ${PORT}`));</w:t>
       </w:r>
     </w:p>
+    <w:p/>
+    <w:p/>
     <w:sectPr>
       <w:pgSz w:w="11906" w:h="16838"/>
       <w:pgMar w:top="1417" w:right="1417" w:bottom="1417" w:left="1417" w:header="708" w:footer="708" w:gutter="0"/>
@@ -1716,7 +3088,6 @@
   <w:style w:type="character" w:default="1" w:styleId="VarsaylanParagrafYazTipi">
     <w:name w:val="Default Paragraph Font"/>
     <w:uiPriority w:val="1"/>
-    <w:semiHidden/>
     <w:unhideWhenUsed/>
   </w:style>
   <w:style w:type="table" w:default="1" w:styleId="NormalTablo">
@@ -2030,6 +3401,20 @@
       <w:spacing w:val="5"/>
     </w:rPr>
   </w:style>
+  <w:style w:type="paragraph" w:customStyle="1" w:styleId="msonormal0">
+    <w:name w:val="msonormal"/>
+    <w:basedOn w:val="Normal"/>
+    <w:rsid w:val="00324DC3"/>
+    <w:pPr>
+      <w:spacing w:before="100" w:beforeAutospacing="1" w:after="100" w:afterAutospacing="1" w:line="240" w:lineRule="auto"/>
+    </w:pPr>
+    <w:rPr>
+      <w:rFonts w:ascii="Times New Roman" w:eastAsia="Times New Roman" w:hAnsi="Times New Roman" w:cs="Times New Roman"/>
+      <w:kern w:val="0"/>
+      <w:lang w:eastAsia="tr-TR"/>
+      <w14:ligatures w14:val="none"/>
+    </w:rPr>
+  </w:style>
 </w:styles>
 </file>
 
